--- a/plantilla_cotizacion_foton_u9.docx
+++ b/plantilla_cotizacion_foton_u9.docx
@@ -9,31 +9,10 @@
         <w:jc w:val="right"/>
       </w:pPr>
       <w:r>
-        <w:t xml:space="preserve">Santiago, </w:t>
-      </w:r>
-      <w:proofErr w:type="gramStart"/>
-      <w:r>
-        <w:t xml:space="preserve">{{ </w:t>
-      </w:r>
-      <w:proofErr w:type="spellStart"/>
-      <w:r>
-        <w:t>fecha</w:t>
-      </w:r>
-      <w:proofErr w:type="gramEnd"/>
-      <w:r>
-        <w:t>_</w:t>
-      </w:r>
-      <w:proofErr w:type="gramStart"/>
-      <w:r>
-        <w:t>larga</w:t>
-      </w:r>
-      <w:proofErr w:type="spellEnd"/>
-      <w:r>
-        <w:t xml:space="preserve"> }</w:t>
-      </w:r>
-      <w:proofErr w:type="gramEnd"/>
-      <w:r>
-        <w:t>}</w:t>
+        <w:t xml:space="preserve"> </w:t>
+      </w:r>
+      <w:r>
+        <w:t>{{ fecha_larga }}</w:t>
       </w:r>
     </w:p>
     <w:p>
@@ -45,39 +24,10 @@
         <w:t>Cotización</w:t>
       </w:r>
       <w:r>
-        <w:t xml:space="preserve"> </w:t>
-      </w:r>
-      <w:proofErr w:type="spellStart"/>
-      <w:r>
-        <w:t>n°</w:t>
-      </w:r>
-      <w:proofErr w:type="spellEnd"/>
-      <w:r>
-        <w:t xml:space="preserve"> </w:t>
-      </w:r>
-      <w:proofErr w:type="gramStart"/>
-      <w:r>
-        <w:t xml:space="preserve">{{ </w:t>
-      </w:r>
-      <w:proofErr w:type="spellStart"/>
-      <w:r>
-        <w:t>numero</w:t>
-      </w:r>
-      <w:proofErr w:type="gramEnd"/>
-      <w:r>
-        <w:t>_</w:t>
-      </w:r>
-      <w:proofErr w:type="gramStart"/>
-      <w:r>
-        <w:t>cotizacion</w:t>
-      </w:r>
-      <w:proofErr w:type="spellEnd"/>
-      <w:r>
-        <w:t xml:space="preserve"> }</w:t>
-      </w:r>
-      <w:proofErr w:type="gramEnd"/>
-      <w:r>
-        <w:t>}</w:t>
+        <w:t xml:space="preserve"> n° </w:t>
+      </w:r>
+      <w:r>
+        <w:t>{{ numero_cotizacion }}</w:t>
       </w:r>
     </w:p>
     <w:p>
@@ -123,13 +73,8 @@
         <w:spacing w:after="0"/>
         <w:jc w:val="both"/>
       </w:pPr>
-      <w:proofErr w:type="gramStart"/>
-      <w:r>
-        <w:t>{{ cliente</w:t>
-      </w:r>
-      <w:proofErr w:type="gramEnd"/>
-      <w:r>
-        <w:t xml:space="preserve"> }}</w:t>
+      <w:r>
+        <w:t>{{ cliente }}</w:t>
       </w:r>
     </w:p>
     <w:p>
@@ -193,35 +138,20 @@
       <w:r>
         <w:t xml:space="preserve">DESCRIPCIÓN: </w:t>
       </w:r>
-      <w:proofErr w:type="gramStart"/>
       <w:r>
         <w:t>{{</w:t>
       </w:r>
       <w:r>
         <w:t xml:space="preserve"> </w:t>
       </w:r>
-      <w:proofErr w:type="spellStart"/>
-      <w:r>
-        <w:t>cantidad</w:t>
-      </w:r>
-      <w:proofErr w:type="gramEnd"/>
-      <w:r>
-        <w:t>_</w:t>
-      </w:r>
-      <w:proofErr w:type="gramStart"/>
-      <w:r>
-        <w:t>unidades</w:t>
-      </w:r>
-      <w:proofErr w:type="spellEnd"/>
+      <w:r>
+        <w:t>cantidad_unidades</w:t>
+      </w:r>
       <w:r>
         <w:t xml:space="preserve"> </w:t>
       </w:r>
       <w:r>
-        <w:t>}</w:t>
-      </w:r>
-      <w:proofErr w:type="gramEnd"/>
-      <w:r>
-        <w:t>}</w:t>
+        <w:t>}}</w:t>
       </w:r>
       <w:r>
         <w:t xml:space="preserve"> </w:t>
@@ -260,7 +190,6 @@
             <w:docPart w:val="DE59A8B3814E4FFAA5C910B897D1D806"/>
           </w:placeholder>
         </w:sdtPr>
-        <w:sdtEndPr/>
         <w:sdtContent>
           <w:r>
             <w:t>U9</w:t>
@@ -412,7 +341,6 @@
                   <w:docPart w:val="84DBDA46AA55499DAC7A733C3CE773FB"/>
                 </w:placeholder>
               </w:sdtPr>
-              <w:sdtEndPr/>
               <w:sdtContent>
                 <w:r>
                   <w:t>2</w:t>
@@ -481,7 +409,6 @@
                   <w:docPart w:val="84DBDA46AA55499DAC7A733C3CE773FB"/>
                 </w:placeholder>
               </w:sdtPr>
-              <w:sdtEndPr/>
               <w:sdtContent>
                 <w:sdt>
                   <w:sdtPr>
@@ -490,7 +417,6 @@
                       <w:docPart w:val="5DD74B9498CF4788AA7BE466703C761C"/>
                     </w:placeholder>
                   </w:sdtPr>
-                  <w:sdtEndPr/>
                   <w:sdtContent>
                     <w:r>
                       <w:t>5</w:t>
@@ -764,17 +690,8 @@
               <w:cnfStyle w:val="000000000000" w:firstRow="0" w:lastRow="0" w:firstColumn="0" w:lastColumn="0" w:oddVBand="0" w:evenVBand="0" w:oddHBand="0" w:evenHBand="0" w:firstRowFirstColumn="0" w:firstRowLastColumn="0" w:lastRowFirstColumn="0" w:lastRowLastColumn="0"/>
             </w:pPr>
             <w:r>
-              <w:t xml:space="preserve">FOTON </w:t>
-            </w:r>
-            <w:proofErr w:type="spellStart"/>
-            <w:r>
-              <w:t>by</w:t>
-            </w:r>
-            <w:proofErr w:type="spellEnd"/>
-            <w:r>
-              <w:t xml:space="preserve"> </w:t>
-            </w:r>
-            <w:proofErr w:type="spellStart"/>
+              <w:t xml:space="preserve">FOTON by </w:t>
+            </w:r>
             <w:r>
               <w:rPr>
                 <w:rFonts w:eastAsiaTheme="minorEastAsia"/>
@@ -783,7 +700,6 @@
               </w:rPr>
               <w:t>Prestolite</w:t>
             </w:r>
-            <w:proofErr w:type="spellEnd"/>
             <w:r>
               <w:rPr>
                 <w:rFonts w:eastAsiaTheme="minorEastAsia"/>
@@ -983,13 +899,8 @@
               <w:cnfStyle w:val="000000100000" w:firstRow="0" w:lastRow="0" w:firstColumn="0" w:lastColumn="0" w:oddVBand="0" w:evenVBand="0" w:oddHBand="1" w:evenHBand="0" w:firstRowFirstColumn="0" w:firstRowLastColumn="0" w:lastRowFirstColumn="0" w:lastRowLastColumn="0"/>
             </w:pPr>
             <w:r>
-              <w:t xml:space="preserve">Tipo Neumática con Sistema </w:t>
-            </w:r>
-            <w:proofErr w:type="spellStart"/>
-            <w:r>
-              <w:t>Kneeling</w:t>
-            </w:r>
-            <w:proofErr w:type="spellEnd"/>
+              <w:t>Tipo Neumática con Sistema Kneeling</w:t>
+            </w:r>
           </w:p>
         </w:tc>
       </w:tr>
@@ -1185,15 +1096,7 @@
               <w:cnfStyle w:val="000000000000" w:firstRow="0" w:lastRow="0" w:firstColumn="0" w:lastColumn="0" w:oddVBand="0" w:evenVBand="0" w:oddHBand="0" w:evenHBand="0" w:firstRowFirstColumn="0" w:firstRowLastColumn="0" w:lastRowFirstColumn="0" w:lastRowLastColumn="0"/>
             </w:pPr>
             <w:r>
-              <w:t xml:space="preserve">Por confirmar según </w:t>
-            </w:r>
-            <w:proofErr w:type="spellStart"/>
-            <w:r>
-              <w:t>layout</w:t>
-            </w:r>
-            <w:proofErr w:type="spellEnd"/>
-            <w:r>
-              <w:t xml:space="preserve"> con cliente</w:t>
+              <w:t>Por confirmar según layout con cliente</w:t>
             </w:r>
           </w:p>
         </w:tc>
@@ -1268,13 +1171,8 @@
               <w:cnfStyle w:val="000000000000" w:firstRow="0" w:lastRow="0" w:firstColumn="0" w:lastColumn="0" w:oddVBand="0" w:evenVBand="0" w:oddHBand="0" w:evenHBand="0" w:firstRowFirstColumn="0" w:firstRowLastColumn="0" w:lastRowFirstColumn="0" w:lastRowLastColumn="0"/>
             </w:pPr>
             <w:r>
-              <w:t xml:space="preserve">Si, Equipado con </w:t>
-            </w:r>
-            <w:proofErr w:type="spellStart"/>
-            <w:r>
-              <w:t>Router</w:t>
-            </w:r>
-            <w:proofErr w:type="spellEnd"/>
+              <w:t>Si, Equipado con Router</w:t>
+            </w:r>
             <w:r>
               <w:t xml:space="preserve"> </w:t>
             </w:r>
@@ -1312,24 +1210,11 @@
               <w:jc w:val="both"/>
               <w:cnfStyle w:val="000000100000" w:firstRow="0" w:lastRow="0" w:firstColumn="0" w:lastColumn="0" w:oddVBand="0" w:evenVBand="0" w:oddHBand="1" w:evenHBand="0" w:firstRowFirstColumn="0" w:firstRowLastColumn="0" w:lastRowFirstColumn="0" w:lastRowLastColumn="0"/>
             </w:pPr>
-            <w:proofErr w:type="gramStart"/>
-            <w:r>
-              <w:t>Si ,</w:t>
-            </w:r>
-            <w:proofErr w:type="gramEnd"/>
-            <w:r>
-              <w:t xml:space="preserve"> incorporada (próxima parada)</w:t>
-            </w:r>
-            <w:r>
-              <w:t xml:space="preserve"> Marca </w:t>
-            </w:r>
-            <w:proofErr w:type="spellStart"/>
-            <w:r>
-              <w:t>Magnetich</w:t>
-            </w:r>
-            <w:proofErr w:type="spellEnd"/>
-            <w:r>
-              <w:t xml:space="preserve"> North.</w:t>
+            <w:r>
+              <w:t>Si , incorporada (próxima parada)</w:t>
+            </w:r>
+            <w:r>
+              <w:t xml:space="preserve"> Marca Magnetich North.</w:t>
             </w:r>
           </w:p>
         </w:tc>
@@ -1363,15 +1248,7 @@
               <w:cnfStyle w:val="000000000000" w:firstRow="0" w:lastRow="0" w:firstColumn="0" w:lastColumn="0" w:oddVBand="0" w:evenVBand="0" w:oddHBand="0" w:evenHBand="0" w:firstRowFirstColumn="0" w:firstRowLastColumn="0" w:lastRowFirstColumn="0" w:lastRowLastColumn="0"/>
             </w:pPr>
             <w:r>
-              <w:t xml:space="preserve">Marca </w:t>
-            </w:r>
-            <w:proofErr w:type="spellStart"/>
-            <w:r>
-              <w:t>Magnetich</w:t>
-            </w:r>
-            <w:proofErr w:type="spellEnd"/>
-            <w:r>
-              <w:t xml:space="preserve"> North.</w:t>
+              <w:t>Marca Magnetich North.</w:t>
             </w:r>
           </w:p>
         </w:tc>
@@ -1418,76 +1295,19 @@
               </w:rPr>
               <w:t xml:space="preserve">Marca </w:t>
             </w:r>
-            <w:proofErr w:type="spellStart"/>
             <w:r>
               <w:rPr>
                 <w:rFonts w:asciiTheme="minorHAnsi" w:eastAsiaTheme="minorHAnsi" w:hAnsiTheme="minorHAnsi" w:cstheme="minorBidi"/>
                 <w:lang w:val="es-CL" w:eastAsia="en-US" w:bidi="ar-SA"/>
               </w:rPr>
-              <w:t>Magnetich</w:t>
-            </w:r>
-            <w:proofErr w:type="spellEnd"/>
+              <w:t>Magnetich North</w:t>
+            </w:r>
             <w:r>
               <w:rPr>
                 <w:rFonts w:asciiTheme="minorHAnsi" w:eastAsiaTheme="minorHAnsi" w:hAnsiTheme="minorHAnsi" w:cstheme="minorBidi"/>
                 <w:lang w:val="es-CL" w:eastAsia="en-US" w:bidi="ar-SA"/>
               </w:rPr>
-              <w:t xml:space="preserve"> North</w:t>
-            </w:r>
-            <w:r>
-              <w:rPr>
-                <w:rFonts w:asciiTheme="minorHAnsi" w:eastAsiaTheme="minorHAnsi" w:hAnsiTheme="minorHAnsi" w:cstheme="minorBidi"/>
-                <w:lang w:val="es-CL" w:eastAsia="en-US" w:bidi="ar-SA"/>
-              </w:rPr>
-              <w:t xml:space="preserve">, Modelo </w:t>
-            </w:r>
-            <w:proofErr w:type="spellStart"/>
-            <w:r>
-              <w:rPr>
-                <w:rFonts w:asciiTheme="minorHAnsi" w:eastAsiaTheme="minorHAnsi" w:hAnsiTheme="minorHAnsi" w:cstheme="minorBidi"/>
-                <w:lang w:val="es-CL" w:eastAsia="en-US" w:bidi="ar-SA"/>
-              </w:rPr>
-              <w:t>intelligent</w:t>
-            </w:r>
-            <w:proofErr w:type="spellEnd"/>
-            <w:r>
-              <w:rPr>
-                <w:rFonts w:asciiTheme="minorHAnsi" w:eastAsiaTheme="minorHAnsi" w:hAnsiTheme="minorHAnsi" w:cstheme="minorBidi"/>
-                <w:lang w:val="es-CL" w:eastAsia="en-US" w:bidi="ar-SA"/>
-              </w:rPr>
-              <w:t xml:space="preserve"> </w:t>
-            </w:r>
-            <w:proofErr w:type="spellStart"/>
-            <w:r>
-              <w:rPr>
-                <w:rFonts w:asciiTheme="minorHAnsi" w:eastAsiaTheme="minorHAnsi" w:hAnsiTheme="minorHAnsi" w:cstheme="minorBidi"/>
-                <w:lang w:val="es-CL" w:eastAsia="en-US" w:bidi="ar-SA"/>
-              </w:rPr>
-              <w:t>monitoring</w:t>
-            </w:r>
-            <w:proofErr w:type="spellEnd"/>
-            <w:r>
-              <w:rPr>
-                <w:rFonts w:asciiTheme="minorHAnsi" w:eastAsiaTheme="minorHAnsi" w:hAnsiTheme="minorHAnsi" w:cstheme="minorBidi"/>
-                <w:lang w:val="es-CL" w:eastAsia="en-US" w:bidi="ar-SA"/>
-              </w:rPr>
-              <w:t xml:space="preserve"> </w:t>
-            </w:r>
-            <w:proofErr w:type="spellStart"/>
-            <w:r>
-              <w:rPr>
-                <w:rFonts w:asciiTheme="minorHAnsi" w:eastAsiaTheme="minorHAnsi" w:hAnsiTheme="minorHAnsi" w:cstheme="minorBidi"/>
-                <w:lang w:val="es-CL" w:eastAsia="en-US" w:bidi="ar-SA"/>
-              </w:rPr>
-              <w:t>system</w:t>
-            </w:r>
-            <w:proofErr w:type="spellEnd"/>
-            <w:r>
-              <w:rPr>
-                <w:rFonts w:asciiTheme="minorHAnsi" w:eastAsiaTheme="minorHAnsi" w:hAnsiTheme="minorHAnsi" w:cstheme="minorBidi"/>
-                <w:lang w:val="es-CL" w:eastAsia="en-US" w:bidi="ar-SA"/>
-              </w:rPr>
-              <w:t>, 5</w:t>
+              <w:t>, Modelo intelligent monitoring system, 5</w:t>
             </w:r>
             <w:r>
               <w:rPr>
@@ -1737,7 +1557,7 @@
               <w:cnfStyle w:val="000000100000" w:firstRow="0" w:lastRow="0" w:firstColumn="0" w:lastColumn="0" w:oddVBand="0" w:evenVBand="0" w:oddHBand="1" w:evenHBand="0" w:firstRowFirstColumn="0" w:firstRowLastColumn="0" w:lastRowFirstColumn="0" w:lastRowLastColumn="0"/>
             </w:pPr>
             <w:r>
-              <w:t>CATL DE 231,84 kWh</w:t>
+              <w:t>{{ capacidad_bateria }}</w:t>
             </w:r>
           </w:p>
         </w:tc>
@@ -1886,7 +1706,6 @@
               <w:docPart w:val="8E4DE10C66F74DD2A4C8AFD4FBE304C3"/>
             </w:placeholder>
           </w:sdtPr>
-          <w:sdtEndPr/>
           <w:sdtContent>
             <w:tc>
               <w:tcPr>
@@ -1912,15 +1731,7 @@
                   <w:t>250</w:t>
                 </w:r>
                 <w:r>
-                  <w:t xml:space="preserve">.000 </w:t>
-                </w:r>
-                <w:proofErr w:type="spellStart"/>
-                <w:r>
-                  <w:t>kms</w:t>
-                </w:r>
-                <w:proofErr w:type="spellEnd"/>
-                <w:r>
-                  <w:t>. lo que primero se cumpla</w:t>
+                  <w:t>.000 kms. lo que primero se cumpla</w:t>
                 </w:r>
                 <w:r>
                   <w:t xml:space="preserve">. </w:t>
@@ -1964,7 +1775,6 @@
               <w:docPart w:val="6A5508856C4D43D1A771964F8419E34B"/>
             </w:placeholder>
           </w:sdtPr>
-          <w:sdtEndPr/>
           <w:sdtContent>
             <w:tc>
               <w:tcPr>
@@ -1990,15 +1800,7 @@
                   <w:t>8</w:t>
                 </w:r>
                 <w:r>
-                  <w:t xml:space="preserve">00.000 </w:t>
-                </w:r>
-                <w:proofErr w:type="spellStart"/>
-                <w:r>
-                  <w:t>kms</w:t>
-                </w:r>
-                <w:proofErr w:type="spellEnd"/>
-                <w:r>
-                  <w:t xml:space="preserve">. lo que primero se cumpla, y con una atenuación de </w:t>
+                  <w:t xml:space="preserve">00.000 kms. lo que primero se cumpla, y con una atenuación de </w:t>
                 </w:r>
                 <w:r>
                   <w:t>3</w:t>
@@ -2062,13 +1864,8 @@
               <w:t xml:space="preserve"> años</w:t>
             </w:r>
             <w:r>
-              <w:t xml:space="preserve"> o 400.000 </w:t>
-            </w:r>
-            <w:proofErr w:type="spellStart"/>
-            <w:r>
-              <w:t>kms</w:t>
-            </w:r>
-            <w:proofErr w:type="spellEnd"/>
+              <w:t xml:space="preserve"> o 400.000 kms</w:t>
+            </w:r>
             <w:r>
               <w:t xml:space="preserve">. </w:t>
             </w:r>
@@ -2131,11 +1928,9 @@
             <w:r>
               <w:t xml:space="preserve">400.000 </w:t>
             </w:r>
-            <w:proofErr w:type="spellStart"/>
             <w:r>
               <w:t>kms</w:t>
             </w:r>
-            <w:proofErr w:type="spellEnd"/>
             <w:r>
               <w:t>.</w:t>
             </w:r>
@@ -2415,11 +2210,9 @@
       <w:r>
         <w:t xml:space="preserve">  </w:t>
       </w:r>
-      <w:proofErr w:type="spellStart"/>
       <w:r>
         <w:t>Layout</w:t>
       </w:r>
-      <w:proofErr w:type="spellEnd"/>
       <w:r>
         <w:t xml:space="preserve"> </w:t>
       </w:r>
@@ -2446,7 +2239,7 @@
           <w:lang w:eastAsia="es-CL"/>
         </w:rPr>
         <w:drawing>
-          <wp:inline distT="0" distB="0" distL="0" distR="0" wp14:anchorId="673424E7" wp14:editId="2E730DDC">
+          <wp:inline distT="0" distB="0" distL="0" distR="0" wp14:anchorId="673424E7" wp14:editId="49F72E9F">
             <wp:extent cx="3213980" cy="1296162"/>
             <wp:effectExtent l="0" t="0" r="5715" b="0"/>
             <wp:docPr id="6" name="Imagen 6" descr="C:\Users\cvegam\OneDrive - grupokaufmann\Imágenes\Capturas de pantalla\Captura de pantalla 2021-09-02 160502 (2).png"/>
@@ -2730,79 +2523,18 @@
         </w:rPr>
         <w:t xml:space="preserve"> bus: </w:t>
       </w:r>
-      <w:proofErr w:type="gramStart"/>
       <w:r>
         <w:rPr>
           <w:rFonts w:cstheme="minorHAnsi"/>
           <w:b/>
         </w:rPr>
-        <w:t>USD</w:t>
-      </w:r>
-      <w:r>
-        <w:rPr>
-          <w:rFonts w:cstheme="minorHAnsi"/>
-          <w:b/>
-        </w:rPr>
-        <w:t xml:space="preserve"> </w:t>
-      </w:r>
-      <w:r>
-        <w:rPr>
-          <w:rFonts w:cstheme="minorHAnsi"/>
-          <w:b/>
-        </w:rPr>
-        <w:t xml:space="preserve"> </w:t>
-      </w:r>
-      <w:r>
-        <w:rPr>
-          <w:rFonts w:cstheme="minorHAnsi"/>
-          <w:b/>
-        </w:rPr>
-        <w:t xml:space="preserve">{{ </w:t>
-      </w:r>
-      <w:proofErr w:type="spellStart"/>
-      <w:r>
-        <w:rPr>
-          <w:rFonts w:cstheme="minorHAnsi"/>
-          <w:b/>
-        </w:rPr>
-        <w:t>precio</w:t>
-      </w:r>
-      <w:proofErr w:type="gramEnd"/>
-      <w:r>
-        <w:rPr>
-          <w:rFonts w:cstheme="minorHAnsi"/>
-          <w:b/>
-        </w:rPr>
-        <w:t>_</w:t>
-      </w:r>
-      <w:proofErr w:type="gramStart"/>
-      <w:r>
-        <w:rPr>
-          <w:rFonts w:cstheme="minorHAnsi"/>
-          <w:b/>
-        </w:rPr>
-        <w:t>unitario</w:t>
-      </w:r>
-      <w:proofErr w:type="spellEnd"/>
-      <w:r>
-        <w:rPr>
-          <w:rFonts w:cstheme="minorHAnsi"/>
-          <w:b/>
-        </w:rPr>
-        <w:t xml:space="preserve"> }}</w:t>
+        <w:t>{{ precio_unitario }}</w:t>
       </w:r>
       <w:r>
         <w:rPr>
           <w:bCs/>
         </w:rPr>
-        <w:t>+</w:t>
-      </w:r>
-      <w:proofErr w:type="gramEnd"/>
-      <w:r>
-        <w:rPr>
-          <w:bCs/>
-        </w:rPr>
-        <w:t xml:space="preserve"> </w:t>
+        <w:t xml:space="preserve">+ </w:t>
       </w:r>
       <w:r>
         <w:rPr>
@@ -2838,59 +2570,13 @@
           <w:bCs/>
         </w:rPr>
       </w:pPr>
-      <w:proofErr w:type="gramStart"/>
       <w:r>
         <w:rPr>
           <w:rFonts w:ascii="Calibri" w:hAnsi="Calibri" w:cs="Calibri"/>
           <w:bCs/>
           <w:color w:val="000000"/>
         </w:rPr>
-        <w:t xml:space="preserve">{{ </w:t>
-      </w:r>
-      <w:proofErr w:type="spellStart"/>
-      <w:r>
-        <w:rPr>
-          <w:rFonts w:ascii="Calibri" w:hAnsi="Calibri" w:cs="Calibri"/>
-          <w:bCs/>
-          <w:color w:val="000000"/>
-        </w:rPr>
-        <w:t>texto</w:t>
-      </w:r>
-      <w:proofErr w:type="gramEnd"/>
-      <w:r>
-        <w:rPr>
-          <w:rFonts w:ascii="Calibri" w:hAnsi="Calibri" w:cs="Calibri"/>
-          <w:bCs/>
-          <w:color w:val="000000"/>
-        </w:rPr>
-        <w:t>_</w:t>
-      </w:r>
-      <w:proofErr w:type="gramStart"/>
-      <w:r>
-        <w:rPr>
-          <w:rFonts w:ascii="Calibri" w:hAnsi="Calibri" w:cs="Calibri"/>
-          <w:bCs/>
-          <w:color w:val="000000"/>
-        </w:rPr>
-        <w:t>mantto</w:t>
-      </w:r>
-      <w:proofErr w:type="spellEnd"/>
-      <w:r>
-        <w:rPr>
-          <w:rFonts w:ascii="Calibri" w:hAnsi="Calibri" w:cs="Calibri"/>
-          <w:bCs/>
-          <w:color w:val="000000"/>
-        </w:rPr>
-        <w:t xml:space="preserve"> }</w:t>
-      </w:r>
-      <w:proofErr w:type="gramEnd"/>
-      <w:r>
-        <w:rPr>
-          <w:rFonts w:ascii="Calibri" w:hAnsi="Calibri" w:cs="Calibri"/>
-          <w:bCs/>
-          <w:color w:val="000000"/>
-        </w:rPr>
-        <w:t>}</w:t>
+        <w:t>{{ texto_mantto }}</w:t>
       </w:r>
     </w:p>
     <w:p>
@@ -3066,15 +2752,7 @@
         <w:t xml:space="preserve"> </w:t>
       </w:r>
       <w:r>
-        <w:t xml:space="preserve">30 </w:t>
-      </w:r>
-      <w:proofErr w:type="spellStart"/>
-      <w:r>
-        <w:t>dias</w:t>
-      </w:r>
-      <w:proofErr w:type="spellEnd"/>
-      <w:r>
-        <w:t xml:space="preserve"> contados desde la presentación de esta propuesta.</w:t>
+        <w:t>30 dias contados desde la presentación de esta propuesta.</w:t>
       </w:r>
     </w:p>
     <w:p>
@@ -3227,41 +2905,13 @@
                 <w:rFonts w:ascii="Calibri" w:hAnsi="Calibri" w:cs="Calibri"/>
               </w:rPr>
             </w:pPr>
-            <w:proofErr w:type="gramStart"/>
             <w:r>
               <w:rPr>
                 <w:rFonts w:ascii="Calibri" w:hAnsi="Calibri" w:cs="Calibri"/>
                 <w:b/>
                 <w:bCs/>
               </w:rPr>
-              <w:t xml:space="preserve">{{ </w:t>
-            </w:r>
-            <w:proofErr w:type="spellStart"/>
-            <w:r>
-              <w:rPr>
-                <w:rFonts w:ascii="Calibri" w:hAnsi="Calibri" w:cs="Calibri"/>
-                <w:b/>
-                <w:bCs/>
-              </w:rPr>
-              <w:t>firma</w:t>
-            </w:r>
-            <w:proofErr w:type="gramEnd"/>
-            <w:r>
-              <w:rPr>
-                <w:rFonts w:ascii="Calibri" w:hAnsi="Calibri" w:cs="Calibri"/>
-                <w:b/>
-                <w:bCs/>
-              </w:rPr>
-              <w:t>_nombre</w:t>
-            </w:r>
-            <w:proofErr w:type="spellEnd"/>
-            <w:r>
-              <w:rPr>
-                <w:rFonts w:ascii="Calibri" w:hAnsi="Calibri" w:cs="Calibri"/>
-                <w:b/>
-                <w:bCs/>
-              </w:rPr>
-              <w:t xml:space="preserve"> }}</w:t>
+              <w:t>{{ firma_nombre }}</w:t>
             </w:r>
             <w:r>
               <w:rPr>
@@ -3269,33 +2919,11 @@
               </w:rPr>
               <w:br/>
             </w:r>
-            <w:proofErr w:type="gramStart"/>
             <w:r>
               <w:rPr>
                 <w:rFonts w:ascii="Calibri" w:hAnsi="Calibri" w:cs="Calibri"/>
               </w:rPr>
-              <w:t xml:space="preserve">{{ </w:t>
-            </w:r>
-            <w:proofErr w:type="spellStart"/>
-            <w:r>
-              <w:rPr>
-                <w:rFonts w:ascii="Calibri" w:hAnsi="Calibri" w:cs="Calibri"/>
-              </w:rPr>
-              <w:t>firma</w:t>
-            </w:r>
-            <w:proofErr w:type="gramEnd"/>
-            <w:r>
-              <w:rPr>
-                <w:rFonts w:ascii="Calibri" w:hAnsi="Calibri" w:cs="Calibri"/>
-              </w:rPr>
-              <w:t>_cargo</w:t>
-            </w:r>
-            <w:proofErr w:type="spellEnd"/>
-            <w:r>
-              <w:rPr>
-                <w:rFonts w:ascii="Calibri" w:hAnsi="Calibri" w:cs="Calibri"/>
-              </w:rPr>
-              <w:t xml:space="preserve"> }}</w:t>
+              <w:t>{{ firma_cargo }}</w:t>
             </w:r>
             <w:r>
               <w:rPr>
@@ -3332,33 +2960,11 @@
               <w:br/>
               <w:t xml:space="preserve">M: </w:t>
             </w:r>
-            <w:proofErr w:type="gramStart"/>
             <w:r>
               <w:rPr>
                 <w:rFonts w:ascii="Calibri" w:hAnsi="Calibri" w:cs="Calibri"/>
               </w:rPr>
-              <w:t xml:space="preserve">{{ </w:t>
-            </w:r>
-            <w:proofErr w:type="spellStart"/>
-            <w:r>
-              <w:rPr>
-                <w:rFonts w:ascii="Calibri" w:hAnsi="Calibri" w:cs="Calibri"/>
-              </w:rPr>
-              <w:t>firma</w:t>
-            </w:r>
-            <w:proofErr w:type="gramEnd"/>
-            <w:r>
-              <w:rPr>
-                <w:rFonts w:ascii="Calibri" w:hAnsi="Calibri" w:cs="Calibri"/>
-              </w:rPr>
-              <w:t>_telefono</w:t>
-            </w:r>
-            <w:proofErr w:type="spellEnd"/>
-            <w:r>
-              <w:rPr>
-                <w:rFonts w:ascii="Calibri" w:hAnsi="Calibri" w:cs="Calibri"/>
-              </w:rPr>
-              <w:t xml:space="preserve"> }}</w:t>
+              <w:t>{{ firma_telefono }}</w:t>
             </w:r>
             <w:r>
               <w:rPr>
@@ -6116,6 +5722,7 @@
   <w:style w:type="character" w:default="1" w:styleId="Fuentedeprrafopredeter">
     <w:name w:val="Default Paragraph Font"/>
     <w:uiPriority w:val="1"/>
+    <w:semiHidden/>
     <w:unhideWhenUsed/>
   </w:style>
   <w:style w:type="table" w:default="1" w:styleId="Tablanormal">
@@ -6677,6 +6284,7 @@
     <w:rsid w:val="00063406"/>
     <w:rsid w:val="000B6ADB"/>
     <w:rsid w:val="000E3B70"/>
+    <w:rsid w:val="00107C21"/>
     <w:rsid w:val="00113EF4"/>
     <w:rsid w:val="001417AE"/>
     <w:rsid w:val="0016324E"/>
@@ -6767,6 +6375,7 @@
     <w:rsid w:val="00D15AF6"/>
     <w:rsid w:val="00D31B13"/>
     <w:rsid w:val="00D60CE2"/>
+    <w:rsid w:val="00DD6401"/>
     <w:rsid w:val="00DE0956"/>
     <w:rsid w:val="00DE3E69"/>
     <w:rsid w:val="00E02CCF"/>

--- a/plantilla_cotizacion_foton_u9.docx
+++ b/plantilla_cotizacion_foton_u9.docx
@@ -11,8 +11,29 @@
       <w:r>
         <w:t xml:space="preserve"> </w:t>
       </w:r>
-      <w:r>
-        <w:t>{{ fecha_larga }}</w:t>
+      <w:proofErr w:type="gramStart"/>
+      <w:r>
+        <w:t xml:space="preserve">{{ </w:t>
+      </w:r>
+      <w:proofErr w:type="spellStart"/>
+      <w:r>
+        <w:t>fecha</w:t>
+      </w:r>
+      <w:proofErr w:type="gramEnd"/>
+      <w:r>
+        <w:t>_</w:t>
+      </w:r>
+      <w:proofErr w:type="gramStart"/>
+      <w:r>
+        <w:t>larga</w:t>
+      </w:r>
+      <w:proofErr w:type="spellEnd"/>
+      <w:r>
+        <w:t xml:space="preserve"> }</w:t>
+      </w:r>
+      <w:proofErr w:type="gramEnd"/>
+      <w:r>
+        <w:t>}</w:t>
       </w:r>
     </w:p>
     <w:p>
@@ -24,10 +45,39 @@
         <w:t>Cotización</w:t>
       </w:r>
       <w:r>
-        <w:t xml:space="preserve"> n° </w:t>
-      </w:r>
-      <w:r>
-        <w:t>{{ numero_cotizacion }}</w:t>
+        <w:t xml:space="preserve"> </w:t>
+      </w:r>
+      <w:proofErr w:type="spellStart"/>
+      <w:r>
+        <w:t>n°</w:t>
+      </w:r>
+      <w:proofErr w:type="spellEnd"/>
+      <w:r>
+        <w:t xml:space="preserve"> </w:t>
+      </w:r>
+      <w:proofErr w:type="gramStart"/>
+      <w:r>
+        <w:t xml:space="preserve">{{ </w:t>
+      </w:r>
+      <w:proofErr w:type="spellStart"/>
+      <w:r>
+        <w:t>numero</w:t>
+      </w:r>
+      <w:proofErr w:type="gramEnd"/>
+      <w:r>
+        <w:t>_</w:t>
+      </w:r>
+      <w:proofErr w:type="gramStart"/>
+      <w:r>
+        <w:t>cotizacion</w:t>
+      </w:r>
+      <w:proofErr w:type="spellEnd"/>
+      <w:r>
+        <w:t xml:space="preserve"> }</w:t>
+      </w:r>
+      <w:proofErr w:type="gramEnd"/>
+      <w:r>
+        <w:t>}</w:t>
       </w:r>
     </w:p>
     <w:p>
@@ -73,8 +123,13 @@
         <w:spacing w:after="0"/>
         <w:jc w:val="both"/>
       </w:pPr>
-      <w:r>
-        <w:t>{{ cliente }}</w:t>
+      <w:proofErr w:type="gramStart"/>
+      <w:r>
+        <w:t>{{ cliente</w:t>
+      </w:r>
+      <w:proofErr w:type="gramEnd"/>
+      <w:r>
+        <w:t xml:space="preserve"> }}</w:t>
       </w:r>
     </w:p>
     <w:p>
@@ -138,20 +193,35 @@
       <w:r>
         <w:t xml:space="preserve">DESCRIPCIÓN: </w:t>
       </w:r>
+      <w:proofErr w:type="gramStart"/>
       <w:r>
         <w:t>{{</w:t>
       </w:r>
       <w:r>
         <w:t xml:space="preserve"> </w:t>
       </w:r>
-      <w:r>
-        <w:t>cantidad_unidades</w:t>
-      </w:r>
+      <w:proofErr w:type="spellStart"/>
+      <w:r>
+        <w:t>cantidad</w:t>
+      </w:r>
+      <w:proofErr w:type="gramEnd"/>
+      <w:r>
+        <w:t>_</w:t>
+      </w:r>
+      <w:proofErr w:type="gramStart"/>
+      <w:r>
+        <w:t>unidades</w:t>
+      </w:r>
+      <w:proofErr w:type="spellEnd"/>
       <w:r>
         <w:t xml:space="preserve"> </w:t>
       </w:r>
       <w:r>
-        <w:t>}}</w:t>
+        <w:t>}</w:t>
+      </w:r>
+      <w:proofErr w:type="gramEnd"/>
+      <w:r>
+        <w:t>}</w:t>
       </w:r>
       <w:r>
         <w:t xml:space="preserve"> </w:t>
@@ -190,6 +260,7 @@
             <w:docPart w:val="DE59A8B3814E4FFAA5C910B897D1D806"/>
           </w:placeholder>
         </w:sdtPr>
+        <w:sdtEndPr/>
         <w:sdtContent>
           <w:r>
             <w:t>U9</w:t>
@@ -341,6 +412,7 @@
                   <w:docPart w:val="84DBDA46AA55499DAC7A733C3CE773FB"/>
                 </w:placeholder>
               </w:sdtPr>
+              <w:sdtEndPr/>
               <w:sdtContent>
                 <w:r>
                   <w:t>2</w:t>
@@ -409,6 +481,7 @@
                   <w:docPart w:val="84DBDA46AA55499DAC7A733C3CE773FB"/>
                 </w:placeholder>
               </w:sdtPr>
+              <w:sdtEndPr/>
               <w:sdtContent>
                 <w:sdt>
                   <w:sdtPr>
@@ -417,6 +490,7 @@
                       <w:docPart w:val="5DD74B9498CF4788AA7BE466703C761C"/>
                     </w:placeholder>
                   </w:sdtPr>
+                  <w:sdtEndPr/>
                   <w:sdtContent>
                     <w:r>
                       <w:t>5</w:t>
@@ -690,8 +764,17 @@
               <w:cnfStyle w:val="000000000000" w:firstRow="0" w:lastRow="0" w:firstColumn="0" w:lastColumn="0" w:oddVBand="0" w:evenVBand="0" w:oddHBand="0" w:evenHBand="0" w:firstRowFirstColumn="0" w:firstRowLastColumn="0" w:lastRowFirstColumn="0" w:lastRowLastColumn="0"/>
             </w:pPr>
             <w:r>
-              <w:t xml:space="preserve">FOTON by </w:t>
-            </w:r>
+              <w:t xml:space="preserve">FOTON </w:t>
+            </w:r>
+            <w:proofErr w:type="spellStart"/>
+            <w:r>
+              <w:t>by</w:t>
+            </w:r>
+            <w:proofErr w:type="spellEnd"/>
+            <w:r>
+              <w:t xml:space="preserve"> </w:t>
+            </w:r>
+            <w:proofErr w:type="spellStart"/>
             <w:r>
               <w:rPr>
                 <w:rFonts w:eastAsiaTheme="minorEastAsia"/>
@@ -700,6 +783,7 @@
               </w:rPr>
               <w:t>Prestolite</w:t>
             </w:r>
+            <w:proofErr w:type="spellEnd"/>
             <w:r>
               <w:rPr>
                 <w:rFonts w:eastAsiaTheme="minorEastAsia"/>
@@ -899,8 +983,13 @@
               <w:cnfStyle w:val="000000100000" w:firstRow="0" w:lastRow="0" w:firstColumn="0" w:lastColumn="0" w:oddVBand="0" w:evenVBand="0" w:oddHBand="1" w:evenHBand="0" w:firstRowFirstColumn="0" w:firstRowLastColumn="0" w:lastRowFirstColumn="0" w:lastRowLastColumn="0"/>
             </w:pPr>
             <w:r>
-              <w:t>Tipo Neumática con Sistema Kneeling</w:t>
-            </w:r>
+              <w:t xml:space="preserve">Tipo Neumática con Sistema </w:t>
+            </w:r>
+            <w:proofErr w:type="spellStart"/>
+            <w:r>
+              <w:t>Kneeling</w:t>
+            </w:r>
+            <w:proofErr w:type="spellEnd"/>
           </w:p>
         </w:tc>
       </w:tr>
@@ -1096,7 +1185,15 @@
               <w:cnfStyle w:val="000000000000" w:firstRow="0" w:lastRow="0" w:firstColumn="0" w:lastColumn="0" w:oddVBand="0" w:evenVBand="0" w:oddHBand="0" w:evenHBand="0" w:firstRowFirstColumn="0" w:firstRowLastColumn="0" w:lastRowFirstColumn="0" w:lastRowLastColumn="0"/>
             </w:pPr>
             <w:r>
-              <w:t>Por confirmar según layout con cliente</w:t>
+              <w:t xml:space="preserve">Por confirmar según </w:t>
+            </w:r>
+            <w:proofErr w:type="spellStart"/>
+            <w:r>
+              <w:t>layout</w:t>
+            </w:r>
+            <w:proofErr w:type="spellEnd"/>
+            <w:r>
+              <w:t xml:space="preserve"> con cliente</w:t>
             </w:r>
           </w:p>
         </w:tc>
@@ -1171,8 +1268,13 @@
               <w:cnfStyle w:val="000000000000" w:firstRow="0" w:lastRow="0" w:firstColumn="0" w:lastColumn="0" w:oddVBand="0" w:evenVBand="0" w:oddHBand="0" w:evenHBand="0" w:firstRowFirstColumn="0" w:firstRowLastColumn="0" w:lastRowFirstColumn="0" w:lastRowLastColumn="0"/>
             </w:pPr>
             <w:r>
-              <w:t>Si, Equipado con Router</w:t>
-            </w:r>
+              <w:t xml:space="preserve">Si, Equipado con </w:t>
+            </w:r>
+            <w:proofErr w:type="spellStart"/>
+            <w:r>
+              <w:t>Router</w:t>
+            </w:r>
+            <w:proofErr w:type="spellEnd"/>
             <w:r>
               <w:t xml:space="preserve"> </w:t>
             </w:r>
@@ -1210,11 +1312,24 @@
               <w:jc w:val="both"/>
               <w:cnfStyle w:val="000000100000" w:firstRow="0" w:lastRow="0" w:firstColumn="0" w:lastColumn="0" w:oddVBand="0" w:evenVBand="0" w:oddHBand="1" w:evenHBand="0" w:firstRowFirstColumn="0" w:firstRowLastColumn="0" w:lastRowFirstColumn="0" w:lastRowLastColumn="0"/>
             </w:pPr>
-            <w:r>
-              <w:t>Si , incorporada (próxima parada)</w:t>
-            </w:r>
-            <w:r>
-              <w:t xml:space="preserve"> Marca Magnetich North.</w:t>
+            <w:proofErr w:type="gramStart"/>
+            <w:r>
+              <w:t>Si ,</w:t>
+            </w:r>
+            <w:proofErr w:type="gramEnd"/>
+            <w:r>
+              <w:t xml:space="preserve"> incorporada (próxima parada)</w:t>
+            </w:r>
+            <w:r>
+              <w:t xml:space="preserve"> Marca </w:t>
+            </w:r>
+            <w:proofErr w:type="spellStart"/>
+            <w:r>
+              <w:t>Magnetich</w:t>
+            </w:r>
+            <w:proofErr w:type="spellEnd"/>
+            <w:r>
+              <w:t xml:space="preserve"> North.</w:t>
             </w:r>
           </w:p>
         </w:tc>
@@ -1248,7 +1363,15 @@
               <w:cnfStyle w:val="000000000000" w:firstRow="0" w:lastRow="0" w:firstColumn="0" w:lastColumn="0" w:oddVBand="0" w:evenVBand="0" w:oddHBand="0" w:evenHBand="0" w:firstRowFirstColumn="0" w:firstRowLastColumn="0" w:lastRowFirstColumn="0" w:lastRowLastColumn="0"/>
             </w:pPr>
             <w:r>
-              <w:t>Marca Magnetich North.</w:t>
+              <w:t xml:space="preserve">Marca </w:t>
+            </w:r>
+            <w:proofErr w:type="spellStart"/>
+            <w:r>
+              <w:t>Magnetich</w:t>
+            </w:r>
+            <w:proofErr w:type="spellEnd"/>
+            <w:r>
+              <w:t xml:space="preserve"> North.</w:t>
             </w:r>
           </w:p>
         </w:tc>
@@ -1295,19 +1418,76 @@
               </w:rPr>
               <w:t xml:space="preserve">Marca </w:t>
             </w:r>
+            <w:proofErr w:type="spellStart"/>
             <w:r>
               <w:rPr>
                 <w:rFonts w:asciiTheme="minorHAnsi" w:eastAsiaTheme="minorHAnsi" w:hAnsiTheme="minorHAnsi" w:cstheme="minorBidi"/>
                 <w:lang w:val="es-CL" w:eastAsia="en-US" w:bidi="ar-SA"/>
               </w:rPr>
-              <w:t>Magnetich North</w:t>
-            </w:r>
+              <w:t>Magnetich</w:t>
+            </w:r>
+            <w:proofErr w:type="spellEnd"/>
             <w:r>
               <w:rPr>
                 <w:rFonts w:asciiTheme="minorHAnsi" w:eastAsiaTheme="minorHAnsi" w:hAnsiTheme="minorHAnsi" w:cstheme="minorBidi"/>
                 <w:lang w:val="es-CL" w:eastAsia="en-US" w:bidi="ar-SA"/>
               </w:rPr>
-              <w:t>, Modelo intelligent monitoring system, 5</w:t>
+              <w:t xml:space="preserve"> North</w:t>
+            </w:r>
+            <w:r>
+              <w:rPr>
+                <w:rFonts w:asciiTheme="minorHAnsi" w:eastAsiaTheme="minorHAnsi" w:hAnsiTheme="minorHAnsi" w:cstheme="minorBidi"/>
+                <w:lang w:val="es-CL" w:eastAsia="en-US" w:bidi="ar-SA"/>
+              </w:rPr>
+              <w:t xml:space="preserve">, Modelo </w:t>
+            </w:r>
+            <w:proofErr w:type="spellStart"/>
+            <w:r>
+              <w:rPr>
+                <w:rFonts w:asciiTheme="minorHAnsi" w:eastAsiaTheme="minorHAnsi" w:hAnsiTheme="minorHAnsi" w:cstheme="minorBidi"/>
+                <w:lang w:val="es-CL" w:eastAsia="en-US" w:bidi="ar-SA"/>
+              </w:rPr>
+              <w:t>intelligent</w:t>
+            </w:r>
+            <w:proofErr w:type="spellEnd"/>
+            <w:r>
+              <w:rPr>
+                <w:rFonts w:asciiTheme="minorHAnsi" w:eastAsiaTheme="minorHAnsi" w:hAnsiTheme="minorHAnsi" w:cstheme="minorBidi"/>
+                <w:lang w:val="es-CL" w:eastAsia="en-US" w:bidi="ar-SA"/>
+              </w:rPr>
+              <w:t xml:space="preserve"> </w:t>
+            </w:r>
+            <w:proofErr w:type="spellStart"/>
+            <w:r>
+              <w:rPr>
+                <w:rFonts w:asciiTheme="minorHAnsi" w:eastAsiaTheme="minorHAnsi" w:hAnsiTheme="minorHAnsi" w:cstheme="minorBidi"/>
+                <w:lang w:val="es-CL" w:eastAsia="en-US" w:bidi="ar-SA"/>
+              </w:rPr>
+              <w:t>monitoring</w:t>
+            </w:r>
+            <w:proofErr w:type="spellEnd"/>
+            <w:r>
+              <w:rPr>
+                <w:rFonts w:asciiTheme="minorHAnsi" w:eastAsiaTheme="minorHAnsi" w:hAnsiTheme="minorHAnsi" w:cstheme="minorBidi"/>
+                <w:lang w:val="es-CL" w:eastAsia="en-US" w:bidi="ar-SA"/>
+              </w:rPr>
+              <w:t xml:space="preserve"> </w:t>
+            </w:r>
+            <w:proofErr w:type="spellStart"/>
+            <w:r>
+              <w:rPr>
+                <w:rFonts w:asciiTheme="minorHAnsi" w:eastAsiaTheme="minorHAnsi" w:hAnsiTheme="minorHAnsi" w:cstheme="minorBidi"/>
+                <w:lang w:val="es-CL" w:eastAsia="en-US" w:bidi="ar-SA"/>
+              </w:rPr>
+              <w:t>system</w:t>
+            </w:r>
+            <w:proofErr w:type="spellEnd"/>
+            <w:r>
+              <w:rPr>
+                <w:rFonts w:asciiTheme="minorHAnsi" w:eastAsiaTheme="minorHAnsi" w:hAnsiTheme="minorHAnsi" w:cstheme="minorBidi"/>
+                <w:lang w:val="es-CL" w:eastAsia="en-US" w:bidi="ar-SA"/>
+              </w:rPr>
+              <w:t>, 5</w:t>
             </w:r>
             <w:r>
               <w:rPr>
@@ -1556,8 +1736,21 @@
               <w:jc w:val="both"/>
               <w:cnfStyle w:val="000000100000" w:firstRow="0" w:lastRow="0" w:firstColumn="0" w:lastColumn="0" w:oddVBand="0" w:evenVBand="0" w:oddHBand="1" w:evenHBand="0" w:firstRowFirstColumn="0" w:firstRowLastColumn="0" w:lastRowFirstColumn="0" w:lastRowLastColumn="0"/>
             </w:pPr>
-            <w:r>
-              <w:t>{{ capacidad_bateria }}</w:t>
+            <w:proofErr w:type="gramStart"/>
+            <w:r>
+              <w:t xml:space="preserve">{{ </w:t>
+            </w:r>
+            <w:proofErr w:type="spellStart"/>
+            <w:r>
+              <w:t>capacidad</w:t>
+            </w:r>
+            <w:proofErr w:type="gramEnd"/>
+            <w:r>
+              <w:t>_bateria</w:t>
+            </w:r>
+            <w:proofErr w:type="spellEnd"/>
+            <w:r>
+              <w:t xml:space="preserve"> }}</w:t>
             </w:r>
           </w:p>
         </w:tc>
@@ -1706,6 +1899,7 @@
               <w:docPart w:val="8E4DE10C66F74DD2A4C8AFD4FBE304C3"/>
             </w:placeholder>
           </w:sdtPr>
+          <w:sdtEndPr/>
           <w:sdtContent>
             <w:tc>
               <w:tcPr>
@@ -1731,7 +1925,15 @@
                   <w:t>250</w:t>
                 </w:r>
                 <w:r>
-                  <w:t>.000 kms. lo que primero se cumpla</w:t>
+                  <w:t xml:space="preserve">.000 </w:t>
+                </w:r>
+                <w:proofErr w:type="spellStart"/>
+                <w:r>
+                  <w:t>kms</w:t>
+                </w:r>
+                <w:proofErr w:type="spellEnd"/>
+                <w:r>
+                  <w:t>. lo que primero se cumpla</w:t>
                 </w:r>
                 <w:r>
                   <w:t xml:space="preserve">. </w:t>
@@ -1775,6 +1977,7 @@
               <w:docPart w:val="6A5508856C4D43D1A771964F8419E34B"/>
             </w:placeholder>
           </w:sdtPr>
+          <w:sdtEndPr/>
           <w:sdtContent>
             <w:tc>
               <w:tcPr>
@@ -1800,7 +2003,15 @@
                   <w:t>8</w:t>
                 </w:r>
                 <w:r>
-                  <w:t xml:space="preserve">00.000 kms. lo que primero se cumpla, y con una atenuación de </w:t>
+                  <w:t xml:space="preserve">00.000 </w:t>
+                </w:r>
+                <w:proofErr w:type="spellStart"/>
+                <w:r>
+                  <w:t>kms</w:t>
+                </w:r>
+                <w:proofErr w:type="spellEnd"/>
+                <w:r>
+                  <w:t xml:space="preserve">. lo que primero se cumpla, y con una atenuación de </w:t>
                 </w:r>
                 <w:r>
                   <w:t>3</w:t>
@@ -1864,8 +2075,13 @@
               <w:t xml:space="preserve"> años</w:t>
             </w:r>
             <w:r>
-              <w:t xml:space="preserve"> o 400.000 kms</w:t>
-            </w:r>
+              <w:t xml:space="preserve"> o 400.000 </w:t>
+            </w:r>
+            <w:proofErr w:type="spellStart"/>
+            <w:r>
+              <w:t>kms</w:t>
+            </w:r>
+            <w:proofErr w:type="spellEnd"/>
             <w:r>
               <w:t xml:space="preserve">. </w:t>
             </w:r>
@@ -1928,9 +2144,11 @@
             <w:r>
               <w:t xml:space="preserve">400.000 </w:t>
             </w:r>
+            <w:proofErr w:type="spellStart"/>
             <w:r>
               <w:t>kms</w:t>
             </w:r>
+            <w:proofErr w:type="spellEnd"/>
             <w:r>
               <w:t>.</w:t>
             </w:r>
@@ -2210,9 +2428,11 @@
       <w:r>
         <w:t xml:space="preserve">  </w:t>
       </w:r>
+      <w:proofErr w:type="spellStart"/>
       <w:r>
         <w:t>Layout</w:t>
       </w:r>
+      <w:proofErr w:type="spellEnd"/>
       <w:r>
         <w:t xml:space="preserve"> </w:t>
       </w:r>
@@ -2239,7 +2459,7 @@
           <w:lang w:eastAsia="es-CL"/>
         </w:rPr>
         <w:drawing>
-          <wp:inline distT="0" distB="0" distL="0" distR="0" wp14:anchorId="673424E7" wp14:editId="49F72E9F">
+          <wp:inline distT="0" distB="0" distL="0" distR="0" wp14:anchorId="673424E7" wp14:editId="0B8ADEED">
             <wp:extent cx="3213980" cy="1296162"/>
             <wp:effectExtent l="0" t="0" r="5715" b="0"/>
             <wp:docPr id="6" name="Imagen 6" descr="C:\Users\cvegam\OneDrive - grupokaufmann\Imágenes\Capturas de pantalla\Captura de pantalla 2021-09-02 160502 (2).png"/>
@@ -2523,18 +2743,58 @@
         </w:rPr>
         <w:t xml:space="preserve"> bus: </w:t>
       </w:r>
+      <w:proofErr w:type="gramStart"/>
       <w:r>
         <w:rPr>
           <w:rFonts w:cstheme="minorHAnsi"/>
           <w:b/>
         </w:rPr>
-        <w:t>{{ precio_unitario }}</w:t>
+        <w:t xml:space="preserve">{{ </w:t>
+      </w:r>
+      <w:proofErr w:type="spellStart"/>
+      <w:r>
+        <w:rPr>
+          <w:rFonts w:cstheme="minorHAnsi"/>
+          <w:b/>
+        </w:rPr>
+        <w:t>precio</w:t>
+      </w:r>
+      <w:proofErr w:type="gramEnd"/>
+      <w:r>
+        <w:rPr>
+          <w:rFonts w:cstheme="minorHAnsi"/>
+          <w:b/>
+        </w:rPr>
+        <w:t>_</w:t>
+      </w:r>
+      <w:proofErr w:type="gramStart"/>
+      <w:r>
+        <w:rPr>
+          <w:rFonts w:cstheme="minorHAnsi"/>
+          <w:b/>
+        </w:rPr>
+        <w:t>unitario</w:t>
+      </w:r>
+      <w:proofErr w:type="spellEnd"/>
+      <w:r>
+        <w:rPr>
+          <w:rFonts w:cstheme="minorHAnsi"/>
+          <w:b/>
+        </w:rPr>
+        <w:t xml:space="preserve"> }}</w:t>
       </w:r>
       <w:r>
         <w:rPr>
           <w:bCs/>
         </w:rPr>
-        <w:t xml:space="preserve">+ </w:t>
+        <w:t>+</w:t>
+      </w:r>
+      <w:proofErr w:type="gramEnd"/>
+      <w:r>
+        <w:rPr>
+          <w:bCs/>
+        </w:rPr>
+        <w:t xml:space="preserve"> </w:t>
       </w:r>
       <w:r>
         <w:rPr>
@@ -2565,18 +2825,63 @@
       <w:pPr>
         <w:pStyle w:val="Prrafodelista"/>
         <w:spacing w:after="0"/>
-        <w:jc w:val="both"/>
         <w:rPr>
           <w:bCs/>
         </w:rPr>
       </w:pPr>
+      <w:proofErr w:type="gramStart"/>
       <w:r>
         <w:rPr>
           <w:rFonts w:ascii="Calibri" w:hAnsi="Calibri" w:cs="Calibri"/>
           <w:bCs/>
           <w:color w:val="000000"/>
         </w:rPr>
-        <w:t>{{ texto_mantto }}</w:t>
+        <w:t xml:space="preserve">{{ </w:t>
+      </w:r>
+      <w:proofErr w:type="spellStart"/>
+      <w:r>
+        <w:rPr>
+          <w:rFonts w:ascii="Calibri" w:hAnsi="Calibri" w:cs="Calibri"/>
+          <w:bCs/>
+          <w:color w:val="000000"/>
+        </w:rPr>
+        <w:t>texto</w:t>
+      </w:r>
+      <w:proofErr w:type="gramEnd"/>
+      <w:r>
+        <w:rPr>
+          <w:rFonts w:ascii="Calibri" w:hAnsi="Calibri" w:cs="Calibri"/>
+          <w:bCs/>
+          <w:color w:val="000000"/>
+        </w:rPr>
+        <w:t>_</w:t>
+      </w:r>
+      <w:proofErr w:type="gramStart"/>
+      <w:r>
+        <w:rPr>
+          <w:rFonts w:ascii="Calibri" w:hAnsi="Calibri" w:cs="Calibri"/>
+          <w:bCs/>
+          <w:color w:val="000000"/>
+        </w:rPr>
+        <w:t>mantto</w:t>
+      </w:r>
+      <w:proofErr w:type="spellEnd"/>
+      <w:r>
+        <w:rPr>
+          <w:rFonts w:ascii="Calibri" w:hAnsi="Calibri" w:cs="Calibri"/>
+          <w:bCs/>
+          <w:color w:val="000000"/>
+        </w:rPr>
+        <w:t xml:space="preserve"> }</w:t>
+      </w:r>
+      <w:proofErr w:type="gramEnd"/>
+      <w:r>
+        <w:rPr>
+          <w:rFonts w:ascii="Calibri" w:hAnsi="Calibri" w:cs="Calibri"/>
+          <w:bCs/>
+          <w:color w:val="000000"/>
+        </w:rPr>
+        <w:t>}</w:t>
       </w:r>
     </w:p>
     <w:p>
@@ -2752,7 +3057,15 @@
         <w:t xml:space="preserve"> </w:t>
       </w:r>
       <w:r>
-        <w:t>30 dias contados desde la presentación de esta propuesta.</w:t>
+        <w:t xml:space="preserve">30 </w:t>
+      </w:r>
+      <w:proofErr w:type="spellStart"/>
+      <w:r>
+        <w:t>dias</w:t>
+      </w:r>
+      <w:proofErr w:type="spellEnd"/>
+      <w:r>
+        <w:t xml:space="preserve"> contados desde la presentación de esta propuesta.</w:t>
       </w:r>
     </w:p>
     <w:p>
@@ -2905,13 +3218,41 @@
                 <w:rFonts w:ascii="Calibri" w:hAnsi="Calibri" w:cs="Calibri"/>
               </w:rPr>
             </w:pPr>
+            <w:proofErr w:type="gramStart"/>
             <w:r>
               <w:rPr>
                 <w:rFonts w:ascii="Calibri" w:hAnsi="Calibri" w:cs="Calibri"/>
                 <w:b/>
                 <w:bCs/>
               </w:rPr>
-              <w:t>{{ firma_nombre }}</w:t>
+              <w:t xml:space="preserve">{{ </w:t>
+            </w:r>
+            <w:proofErr w:type="spellStart"/>
+            <w:r>
+              <w:rPr>
+                <w:rFonts w:ascii="Calibri" w:hAnsi="Calibri" w:cs="Calibri"/>
+                <w:b/>
+                <w:bCs/>
+              </w:rPr>
+              <w:t>firma</w:t>
+            </w:r>
+            <w:proofErr w:type="gramEnd"/>
+            <w:r>
+              <w:rPr>
+                <w:rFonts w:ascii="Calibri" w:hAnsi="Calibri" w:cs="Calibri"/>
+                <w:b/>
+                <w:bCs/>
+              </w:rPr>
+              <w:t>_nombre</w:t>
+            </w:r>
+            <w:proofErr w:type="spellEnd"/>
+            <w:r>
+              <w:rPr>
+                <w:rFonts w:ascii="Calibri" w:hAnsi="Calibri" w:cs="Calibri"/>
+                <w:b/>
+                <w:bCs/>
+              </w:rPr>
+              <w:t xml:space="preserve"> }}</w:t>
             </w:r>
             <w:r>
               <w:rPr>
@@ -2919,11 +3260,33 @@
               </w:rPr>
               <w:br/>
             </w:r>
+            <w:proofErr w:type="gramStart"/>
             <w:r>
               <w:rPr>
                 <w:rFonts w:ascii="Calibri" w:hAnsi="Calibri" w:cs="Calibri"/>
               </w:rPr>
-              <w:t>{{ firma_cargo }}</w:t>
+              <w:t xml:space="preserve">{{ </w:t>
+            </w:r>
+            <w:proofErr w:type="spellStart"/>
+            <w:r>
+              <w:rPr>
+                <w:rFonts w:ascii="Calibri" w:hAnsi="Calibri" w:cs="Calibri"/>
+              </w:rPr>
+              <w:t>firma</w:t>
+            </w:r>
+            <w:proofErr w:type="gramEnd"/>
+            <w:r>
+              <w:rPr>
+                <w:rFonts w:ascii="Calibri" w:hAnsi="Calibri" w:cs="Calibri"/>
+              </w:rPr>
+              <w:t>_cargo</w:t>
+            </w:r>
+            <w:proofErr w:type="spellEnd"/>
+            <w:r>
+              <w:rPr>
+                <w:rFonts w:ascii="Calibri" w:hAnsi="Calibri" w:cs="Calibri"/>
+              </w:rPr>
+              <w:t xml:space="preserve"> }}</w:t>
             </w:r>
             <w:r>
               <w:rPr>
@@ -2960,11 +3323,33 @@
               <w:br/>
               <w:t xml:space="preserve">M: </w:t>
             </w:r>
+            <w:proofErr w:type="gramStart"/>
             <w:r>
               <w:rPr>
                 <w:rFonts w:ascii="Calibri" w:hAnsi="Calibri" w:cs="Calibri"/>
               </w:rPr>
-              <w:t>{{ firma_telefono }}</w:t>
+              <w:t xml:space="preserve">{{ </w:t>
+            </w:r>
+            <w:proofErr w:type="spellStart"/>
+            <w:r>
+              <w:rPr>
+                <w:rFonts w:ascii="Calibri" w:hAnsi="Calibri" w:cs="Calibri"/>
+              </w:rPr>
+              <w:t>firma</w:t>
+            </w:r>
+            <w:proofErr w:type="gramEnd"/>
+            <w:r>
+              <w:rPr>
+                <w:rFonts w:ascii="Calibri" w:hAnsi="Calibri" w:cs="Calibri"/>
+              </w:rPr>
+              <w:t>_telefono</w:t>
+            </w:r>
+            <w:proofErr w:type="spellEnd"/>
+            <w:r>
+              <w:rPr>
+                <w:rFonts w:ascii="Calibri" w:hAnsi="Calibri" w:cs="Calibri"/>
+              </w:rPr>
+              <w:t xml:space="preserve"> }}</w:t>
             </w:r>
             <w:r>
               <w:rPr>
@@ -6361,6 +6746,7 @@
     <w:rsid w:val="009C42F4"/>
     <w:rsid w:val="00A40A94"/>
     <w:rsid w:val="00A7039B"/>
+    <w:rsid w:val="00AB0B55"/>
     <w:rsid w:val="00B06721"/>
     <w:rsid w:val="00B2638A"/>
     <w:rsid w:val="00BB3ED6"/>
@@ -6375,6 +6761,7 @@
     <w:rsid w:val="00D15AF6"/>
     <w:rsid w:val="00D31B13"/>
     <w:rsid w:val="00D60CE2"/>
+    <w:rsid w:val="00DC091F"/>
     <w:rsid w:val="00DD6401"/>
     <w:rsid w:val="00DE0956"/>
     <w:rsid w:val="00DE3E69"/>

--- a/plantilla_cotizacion_foton_u9.docx
+++ b/plantilla_cotizacion_foton_u9.docx
@@ -11,29 +11,8 @@
       <w:r>
         <w:t xml:space="preserve"> </w:t>
       </w:r>
-      <w:proofErr w:type="gramStart"/>
-      <w:r>
-        <w:t xml:space="preserve">{{ </w:t>
-      </w:r>
-      <w:proofErr w:type="spellStart"/>
-      <w:r>
-        <w:t>fecha</w:t>
-      </w:r>
-      <w:proofErr w:type="gramEnd"/>
-      <w:r>
-        <w:t>_</w:t>
-      </w:r>
-      <w:proofErr w:type="gramStart"/>
-      <w:r>
-        <w:t>larga</w:t>
-      </w:r>
-      <w:proofErr w:type="spellEnd"/>
-      <w:r>
-        <w:t xml:space="preserve"> }</w:t>
-      </w:r>
-      <w:proofErr w:type="gramEnd"/>
-      <w:r>
-        <w:t>}</w:t>
+      <w:r>
+        <w:t>{{ fecha_larga }}</w:t>
       </w:r>
     </w:p>
     <w:p>
@@ -45,39 +24,10 @@
         <w:t>Cotización</w:t>
       </w:r>
       <w:r>
-        <w:t xml:space="preserve"> </w:t>
-      </w:r>
-      <w:proofErr w:type="spellStart"/>
-      <w:r>
-        <w:t>n°</w:t>
-      </w:r>
-      <w:proofErr w:type="spellEnd"/>
-      <w:r>
-        <w:t xml:space="preserve"> </w:t>
-      </w:r>
-      <w:proofErr w:type="gramStart"/>
-      <w:r>
-        <w:t xml:space="preserve">{{ </w:t>
-      </w:r>
-      <w:proofErr w:type="spellStart"/>
-      <w:r>
-        <w:t>numero</w:t>
-      </w:r>
-      <w:proofErr w:type="gramEnd"/>
-      <w:r>
-        <w:t>_</w:t>
-      </w:r>
-      <w:proofErr w:type="gramStart"/>
-      <w:r>
-        <w:t>cotizacion</w:t>
-      </w:r>
-      <w:proofErr w:type="spellEnd"/>
-      <w:r>
-        <w:t xml:space="preserve"> }</w:t>
-      </w:r>
-      <w:proofErr w:type="gramEnd"/>
-      <w:r>
-        <w:t>}</w:t>
+        <w:t xml:space="preserve"> n° </w:t>
+      </w:r>
+      <w:r>
+        <w:t>{{ numero_cotizacion }}</w:t>
       </w:r>
     </w:p>
     <w:p>
@@ -123,13 +73,8 @@
         <w:spacing w:after="0"/>
         <w:jc w:val="both"/>
       </w:pPr>
-      <w:proofErr w:type="gramStart"/>
-      <w:r>
-        <w:t>{{ cliente</w:t>
-      </w:r>
-      <w:proofErr w:type="gramEnd"/>
-      <w:r>
-        <w:t xml:space="preserve"> }}</w:t>
+      <w:r>
+        <w:t>{{ cliente }}</w:t>
       </w:r>
     </w:p>
     <w:p>
@@ -193,35 +138,20 @@
       <w:r>
         <w:t xml:space="preserve">DESCRIPCIÓN: </w:t>
       </w:r>
-      <w:proofErr w:type="gramStart"/>
       <w:r>
         <w:t>{{</w:t>
       </w:r>
       <w:r>
         <w:t xml:space="preserve"> </w:t>
       </w:r>
-      <w:proofErr w:type="spellStart"/>
-      <w:r>
-        <w:t>cantidad</w:t>
-      </w:r>
-      <w:proofErr w:type="gramEnd"/>
-      <w:r>
-        <w:t>_</w:t>
-      </w:r>
-      <w:proofErr w:type="gramStart"/>
-      <w:r>
-        <w:t>unidades</w:t>
-      </w:r>
-      <w:proofErr w:type="spellEnd"/>
+      <w:r>
+        <w:t>cantidad_unidades</w:t>
+      </w:r>
       <w:r>
         <w:t xml:space="preserve"> </w:t>
       </w:r>
       <w:r>
-        <w:t>}</w:t>
-      </w:r>
-      <w:proofErr w:type="gramEnd"/>
-      <w:r>
-        <w:t>}</w:t>
+        <w:t>}}</w:t>
       </w:r>
       <w:r>
         <w:t xml:space="preserve"> </w:t>
@@ -260,7 +190,6 @@
             <w:docPart w:val="DE59A8B3814E4FFAA5C910B897D1D806"/>
           </w:placeholder>
         </w:sdtPr>
-        <w:sdtEndPr/>
         <w:sdtContent>
           <w:r>
             <w:t>U9</w:t>
@@ -412,7 +341,6 @@
                   <w:docPart w:val="84DBDA46AA55499DAC7A733C3CE773FB"/>
                 </w:placeholder>
               </w:sdtPr>
-              <w:sdtEndPr/>
               <w:sdtContent>
                 <w:r>
                   <w:t>2</w:t>
@@ -481,7 +409,6 @@
                   <w:docPart w:val="84DBDA46AA55499DAC7A733C3CE773FB"/>
                 </w:placeholder>
               </w:sdtPr>
-              <w:sdtEndPr/>
               <w:sdtContent>
                 <w:sdt>
                   <w:sdtPr>
@@ -490,7 +417,6 @@
                       <w:docPart w:val="5DD74B9498CF4788AA7BE466703C761C"/>
                     </w:placeholder>
                   </w:sdtPr>
-                  <w:sdtEndPr/>
                   <w:sdtContent>
                     <w:r>
                       <w:t>5</w:t>
@@ -764,17 +690,8 @@
               <w:cnfStyle w:val="000000000000" w:firstRow="0" w:lastRow="0" w:firstColumn="0" w:lastColumn="0" w:oddVBand="0" w:evenVBand="0" w:oddHBand="0" w:evenHBand="0" w:firstRowFirstColumn="0" w:firstRowLastColumn="0" w:lastRowFirstColumn="0" w:lastRowLastColumn="0"/>
             </w:pPr>
             <w:r>
-              <w:t xml:space="preserve">FOTON </w:t>
-            </w:r>
-            <w:proofErr w:type="spellStart"/>
-            <w:r>
-              <w:t>by</w:t>
-            </w:r>
-            <w:proofErr w:type="spellEnd"/>
-            <w:r>
-              <w:t xml:space="preserve"> </w:t>
-            </w:r>
-            <w:proofErr w:type="spellStart"/>
+              <w:t xml:space="preserve">FOTON by </w:t>
+            </w:r>
             <w:r>
               <w:rPr>
                 <w:rFonts w:eastAsiaTheme="minorEastAsia"/>
@@ -783,7 +700,6 @@
               </w:rPr>
               <w:t>Prestolite</w:t>
             </w:r>
-            <w:proofErr w:type="spellEnd"/>
             <w:r>
               <w:rPr>
                 <w:rFonts w:eastAsiaTheme="minorEastAsia"/>
@@ -983,13 +899,8 @@
               <w:cnfStyle w:val="000000100000" w:firstRow="0" w:lastRow="0" w:firstColumn="0" w:lastColumn="0" w:oddVBand="0" w:evenVBand="0" w:oddHBand="1" w:evenHBand="0" w:firstRowFirstColumn="0" w:firstRowLastColumn="0" w:lastRowFirstColumn="0" w:lastRowLastColumn="0"/>
             </w:pPr>
             <w:r>
-              <w:t xml:space="preserve">Tipo Neumática con Sistema </w:t>
-            </w:r>
-            <w:proofErr w:type="spellStart"/>
-            <w:r>
-              <w:t>Kneeling</w:t>
-            </w:r>
-            <w:proofErr w:type="spellEnd"/>
+              <w:t>Tipo Neumática con Sistema Kneeling</w:t>
+            </w:r>
           </w:p>
         </w:tc>
       </w:tr>
@@ -1185,15 +1096,7 @@
               <w:cnfStyle w:val="000000000000" w:firstRow="0" w:lastRow="0" w:firstColumn="0" w:lastColumn="0" w:oddVBand="0" w:evenVBand="0" w:oddHBand="0" w:evenHBand="0" w:firstRowFirstColumn="0" w:firstRowLastColumn="0" w:lastRowFirstColumn="0" w:lastRowLastColumn="0"/>
             </w:pPr>
             <w:r>
-              <w:t xml:space="preserve">Por confirmar según </w:t>
-            </w:r>
-            <w:proofErr w:type="spellStart"/>
-            <w:r>
-              <w:t>layout</w:t>
-            </w:r>
-            <w:proofErr w:type="spellEnd"/>
-            <w:r>
-              <w:t xml:space="preserve"> con cliente</w:t>
+              <w:t>Por confirmar según layout con cliente</w:t>
             </w:r>
           </w:p>
         </w:tc>
@@ -1268,13 +1171,8 @@
               <w:cnfStyle w:val="000000000000" w:firstRow="0" w:lastRow="0" w:firstColumn="0" w:lastColumn="0" w:oddVBand="0" w:evenVBand="0" w:oddHBand="0" w:evenHBand="0" w:firstRowFirstColumn="0" w:firstRowLastColumn="0" w:lastRowFirstColumn="0" w:lastRowLastColumn="0"/>
             </w:pPr>
             <w:r>
-              <w:t xml:space="preserve">Si, Equipado con </w:t>
-            </w:r>
-            <w:proofErr w:type="spellStart"/>
-            <w:r>
-              <w:t>Router</w:t>
-            </w:r>
-            <w:proofErr w:type="spellEnd"/>
+              <w:t>Si, Equipado con Router</w:t>
+            </w:r>
             <w:r>
               <w:t xml:space="preserve"> </w:t>
             </w:r>
@@ -1312,24 +1210,11 @@
               <w:jc w:val="both"/>
               <w:cnfStyle w:val="000000100000" w:firstRow="0" w:lastRow="0" w:firstColumn="0" w:lastColumn="0" w:oddVBand="0" w:evenVBand="0" w:oddHBand="1" w:evenHBand="0" w:firstRowFirstColumn="0" w:firstRowLastColumn="0" w:lastRowFirstColumn="0" w:lastRowLastColumn="0"/>
             </w:pPr>
-            <w:proofErr w:type="gramStart"/>
-            <w:r>
-              <w:t>Si ,</w:t>
-            </w:r>
-            <w:proofErr w:type="gramEnd"/>
-            <w:r>
-              <w:t xml:space="preserve"> incorporada (próxima parada)</w:t>
-            </w:r>
-            <w:r>
-              <w:t xml:space="preserve"> Marca </w:t>
-            </w:r>
-            <w:proofErr w:type="spellStart"/>
-            <w:r>
-              <w:t>Magnetich</w:t>
-            </w:r>
-            <w:proofErr w:type="spellEnd"/>
-            <w:r>
-              <w:t xml:space="preserve"> North.</w:t>
+            <w:r>
+              <w:t>Si , incorporada (próxima parada)</w:t>
+            </w:r>
+            <w:r>
+              <w:t xml:space="preserve"> Marca Magnetich North.</w:t>
             </w:r>
           </w:p>
         </w:tc>
@@ -1363,15 +1248,7 @@
               <w:cnfStyle w:val="000000000000" w:firstRow="0" w:lastRow="0" w:firstColumn="0" w:lastColumn="0" w:oddVBand="0" w:evenVBand="0" w:oddHBand="0" w:evenHBand="0" w:firstRowFirstColumn="0" w:firstRowLastColumn="0" w:lastRowFirstColumn="0" w:lastRowLastColumn="0"/>
             </w:pPr>
             <w:r>
-              <w:t xml:space="preserve">Marca </w:t>
-            </w:r>
-            <w:proofErr w:type="spellStart"/>
-            <w:r>
-              <w:t>Magnetich</w:t>
-            </w:r>
-            <w:proofErr w:type="spellEnd"/>
-            <w:r>
-              <w:t xml:space="preserve"> North.</w:t>
+              <w:t>Marca Magnetich North.</w:t>
             </w:r>
           </w:p>
         </w:tc>
@@ -1418,76 +1295,19 @@
               </w:rPr>
               <w:t xml:space="preserve">Marca </w:t>
             </w:r>
-            <w:proofErr w:type="spellStart"/>
             <w:r>
               <w:rPr>
                 <w:rFonts w:asciiTheme="minorHAnsi" w:eastAsiaTheme="minorHAnsi" w:hAnsiTheme="minorHAnsi" w:cstheme="minorBidi"/>
                 <w:lang w:val="es-CL" w:eastAsia="en-US" w:bidi="ar-SA"/>
               </w:rPr>
-              <w:t>Magnetich</w:t>
-            </w:r>
-            <w:proofErr w:type="spellEnd"/>
+              <w:t>Magnetich North</w:t>
+            </w:r>
             <w:r>
               <w:rPr>
                 <w:rFonts w:asciiTheme="minorHAnsi" w:eastAsiaTheme="minorHAnsi" w:hAnsiTheme="minorHAnsi" w:cstheme="minorBidi"/>
                 <w:lang w:val="es-CL" w:eastAsia="en-US" w:bidi="ar-SA"/>
               </w:rPr>
-              <w:t xml:space="preserve"> North</w:t>
-            </w:r>
-            <w:r>
-              <w:rPr>
-                <w:rFonts w:asciiTheme="minorHAnsi" w:eastAsiaTheme="minorHAnsi" w:hAnsiTheme="minorHAnsi" w:cstheme="minorBidi"/>
-                <w:lang w:val="es-CL" w:eastAsia="en-US" w:bidi="ar-SA"/>
-              </w:rPr>
-              <w:t xml:space="preserve">, Modelo </w:t>
-            </w:r>
-            <w:proofErr w:type="spellStart"/>
-            <w:r>
-              <w:rPr>
-                <w:rFonts w:asciiTheme="minorHAnsi" w:eastAsiaTheme="minorHAnsi" w:hAnsiTheme="minorHAnsi" w:cstheme="minorBidi"/>
-                <w:lang w:val="es-CL" w:eastAsia="en-US" w:bidi="ar-SA"/>
-              </w:rPr>
-              <w:t>intelligent</w:t>
-            </w:r>
-            <w:proofErr w:type="spellEnd"/>
-            <w:r>
-              <w:rPr>
-                <w:rFonts w:asciiTheme="minorHAnsi" w:eastAsiaTheme="minorHAnsi" w:hAnsiTheme="minorHAnsi" w:cstheme="minorBidi"/>
-                <w:lang w:val="es-CL" w:eastAsia="en-US" w:bidi="ar-SA"/>
-              </w:rPr>
-              <w:t xml:space="preserve"> </w:t>
-            </w:r>
-            <w:proofErr w:type="spellStart"/>
-            <w:r>
-              <w:rPr>
-                <w:rFonts w:asciiTheme="minorHAnsi" w:eastAsiaTheme="minorHAnsi" w:hAnsiTheme="minorHAnsi" w:cstheme="minorBidi"/>
-                <w:lang w:val="es-CL" w:eastAsia="en-US" w:bidi="ar-SA"/>
-              </w:rPr>
-              <w:t>monitoring</w:t>
-            </w:r>
-            <w:proofErr w:type="spellEnd"/>
-            <w:r>
-              <w:rPr>
-                <w:rFonts w:asciiTheme="minorHAnsi" w:eastAsiaTheme="minorHAnsi" w:hAnsiTheme="minorHAnsi" w:cstheme="minorBidi"/>
-                <w:lang w:val="es-CL" w:eastAsia="en-US" w:bidi="ar-SA"/>
-              </w:rPr>
-              <w:t xml:space="preserve"> </w:t>
-            </w:r>
-            <w:proofErr w:type="spellStart"/>
-            <w:r>
-              <w:rPr>
-                <w:rFonts w:asciiTheme="minorHAnsi" w:eastAsiaTheme="minorHAnsi" w:hAnsiTheme="minorHAnsi" w:cstheme="minorBidi"/>
-                <w:lang w:val="es-CL" w:eastAsia="en-US" w:bidi="ar-SA"/>
-              </w:rPr>
-              <w:t>system</w:t>
-            </w:r>
-            <w:proofErr w:type="spellEnd"/>
-            <w:r>
-              <w:rPr>
-                <w:rFonts w:asciiTheme="minorHAnsi" w:eastAsiaTheme="minorHAnsi" w:hAnsiTheme="minorHAnsi" w:cstheme="minorBidi"/>
-                <w:lang w:val="es-CL" w:eastAsia="en-US" w:bidi="ar-SA"/>
-              </w:rPr>
-              <w:t>, 5</w:t>
+              <w:t>, Modelo intelligent monitoring system, 5</w:t>
             </w:r>
             <w:r>
               <w:rPr>
@@ -1736,21 +1556,8 @@
               <w:jc w:val="both"/>
               <w:cnfStyle w:val="000000100000" w:firstRow="0" w:lastRow="0" w:firstColumn="0" w:lastColumn="0" w:oddVBand="0" w:evenVBand="0" w:oddHBand="1" w:evenHBand="0" w:firstRowFirstColumn="0" w:firstRowLastColumn="0" w:lastRowFirstColumn="0" w:lastRowLastColumn="0"/>
             </w:pPr>
-            <w:proofErr w:type="gramStart"/>
-            <w:r>
-              <w:t xml:space="preserve">{{ </w:t>
-            </w:r>
-            <w:proofErr w:type="spellStart"/>
-            <w:r>
-              <w:t>capacidad</w:t>
-            </w:r>
-            <w:proofErr w:type="gramEnd"/>
-            <w:r>
-              <w:t>_bateria</w:t>
-            </w:r>
-            <w:proofErr w:type="spellEnd"/>
-            <w:r>
-              <w:t xml:space="preserve"> }}</w:t>
+            <w:r>
+              <w:t>{{ capacidad_bateria }}</w:t>
             </w:r>
           </w:p>
         </w:tc>
@@ -1899,7 +1706,6 @@
               <w:docPart w:val="8E4DE10C66F74DD2A4C8AFD4FBE304C3"/>
             </w:placeholder>
           </w:sdtPr>
-          <w:sdtEndPr/>
           <w:sdtContent>
             <w:tc>
               <w:tcPr>
@@ -1925,15 +1731,7 @@
                   <w:t>250</w:t>
                 </w:r>
                 <w:r>
-                  <w:t xml:space="preserve">.000 </w:t>
-                </w:r>
-                <w:proofErr w:type="spellStart"/>
-                <w:r>
-                  <w:t>kms</w:t>
-                </w:r>
-                <w:proofErr w:type="spellEnd"/>
-                <w:r>
-                  <w:t>. lo que primero se cumpla</w:t>
+                  <w:t>.000 kms. lo que primero se cumpla</w:t>
                 </w:r>
                 <w:r>
                   <w:t xml:space="preserve">. </w:t>
@@ -1977,7 +1775,6 @@
               <w:docPart w:val="6A5508856C4D43D1A771964F8419E34B"/>
             </w:placeholder>
           </w:sdtPr>
-          <w:sdtEndPr/>
           <w:sdtContent>
             <w:tc>
               <w:tcPr>
@@ -2003,15 +1800,7 @@
                   <w:t>8</w:t>
                 </w:r>
                 <w:r>
-                  <w:t xml:space="preserve">00.000 </w:t>
-                </w:r>
-                <w:proofErr w:type="spellStart"/>
-                <w:r>
-                  <w:t>kms</w:t>
-                </w:r>
-                <w:proofErr w:type="spellEnd"/>
-                <w:r>
-                  <w:t xml:space="preserve">. lo que primero se cumpla, y con una atenuación de </w:t>
+                  <w:t xml:space="preserve">00.000 kms. lo que primero se cumpla, y con una atenuación de </w:t>
                 </w:r>
                 <w:r>
                   <w:t>3</w:t>
@@ -2075,13 +1864,8 @@
               <w:t xml:space="preserve"> años</w:t>
             </w:r>
             <w:r>
-              <w:t xml:space="preserve"> o 400.000 </w:t>
-            </w:r>
-            <w:proofErr w:type="spellStart"/>
-            <w:r>
-              <w:t>kms</w:t>
-            </w:r>
-            <w:proofErr w:type="spellEnd"/>
+              <w:t xml:space="preserve"> o 400.000 kms</w:t>
+            </w:r>
             <w:r>
               <w:t xml:space="preserve">. </w:t>
             </w:r>
@@ -2144,11 +1928,9 @@
             <w:r>
               <w:t xml:space="preserve">400.000 </w:t>
             </w:r>
-            <w:proofErr w:type="spellStart"/>
             <w:r>
               <w:t>kms</w:t>
             </w:r>
-            <w:proofErr w:type="spellEnd"/>
             <w:r>
               <w:t>.</w:t>
             </w:r>
@@ -2428,11 +2210,9 @@
       <w:r>
         <w:t xml:space="preserve">  </w:t>
       </w:r>
-      <w:proofErr w:type="spellStart"/>
       <w:r>
         <w:t>Layout</w:t>
       </w:r>
-      <w:proofErr w:type="spellEnd"/>
       <w:r>
         <w:t xml:space="preserve"> </w:t>
       </w:r>
@@ -2459,7 +2239,7 @@
           <w:lang w:eastAsia="es-CL"/>
         </w:rPr>
         <w:drawing>
-          <wp:inline distT="0" distB="0" distL="0" distR="0" wp14:anchorId="673424E7" wp14:editId="0B8ADEED">
+          <wp:inline distT="0" distB="0" distL="0" distR="0" wp14:anchorId="673424E7" wp14:editId="4CFF79E7">
             <wp:extent cx="3213980" cy="1296162"/>
             <wp:effectExtent l="0" t="0" r="5715" b="0"/>
             <wp:docPr id="6" name="Imagen 6" descr="C:\Users\cvegam\OneDrive - grupokaufmann\Imágenes\Capturas de pantalla\Captura de pantalla 2021-09-02 160502 (2).png"/>
@@ -2697,6 +2477,7 @@
         <w:jc w:val="both"/>
       </w:pPr>
       <w:r>
+        <w:lastRenderedPageBreak/>
         <w:t>Precio</w:t>
       </w:r>
       <w:r>
@@ -2743,58 +2524,18 @@
         </w:rPr>
         <w:t xml:space="preserve"> bus: </w:t>
       </w:r>
-      <w:proofErr w:type="gramStart"/>
       <w:r>
         <w:rPr>
           <w:rFonts w:cstheme="minorHAnsi"/>
           <w:b/>
         </w:rPr>
-        <w:t xml:space="preserve">{{ </w:t>
-      </w:r>
-      <w:proofErr w:type="spellStart"/>
-      <w:r>
-        <w:rPr>
-          <w:rFonts w:cstheme="minorHAnsi"/>
-          <w:b/>
-        </w:rPr>
-        <w:t>precio</w:t>
-      </w:r>
-      <w:proofErr w:type="gramEnd"/>
-      <w:r>
-        <w:rPr>
-          <w:rFonts w:cstheme="minorHAnsi"/>
-          <w:b/>
-        </w:rPr>
-        <w:t>_</w:t>
-      </w:r>
-      <w:proofErr w:type="gramStart"/>
-      <w:r>
-        <w:rPr>
-          <w:rFonts w:cstheme="minorHAnsi"/>
-          <w:b/>
-        </w:rPr>
-        <w:t>unitario</w:t>
-      </w:r>
-      <w:proofErr w:type="spellEnd"/>
-      <w:r>
-        <w:rPr>
-          <w:rFonts w:cstheme="minorHAnsi"/>
-          <w:b/>
-        </w:rPr>
-        <w:t xml:space="preserve"> }}</w:t>
+        <w:t>{{ precio_unitario }}</w:t>
       </w:r>
       <w:r>
         <w:rPr>
           <w:bCs/>
         </w:rPr>
-        <w:t>+</w:t>
-      </w:r>
-      <w:proofErr w:type="gramEnd"/>
-      <w:r>
-        <w:rPr>
-          <w:bCs/>
-        </w:rPr>
-        <w:t xml:space="preserve"> </w:t>
+        <w:t xml:space="preserve">+ </w:t>
       </w:r>
       <w:r>
         <w:rPr>
@@ -2829,59 +2570,41 @@
           <w:bCs/>
         </w:rPr>
       </w:pPr>
-      <w:proofErr w:type="gramStart"/>
       <w:r>
         <w:rPr>
-          <w:rFonts w:ascii="Calibri" w:hAnsi="Calibri" w:cs="Calibri"/>
           <w:bCs/>
-          <w:color w:val="000000"/>
         </w:rPr>
-        <w:t xml:space="preserve">{{ </w:t>
-      </w:r>
-      <w:proofErr w:type="spellStart"/>
-      <w:r>
+        <w:t>{% if texto_mantto %}</w:t>
+      </w:r>
+    </w:p>
+    <w:p>
+      <w:pPr>
+        <w:pStyle w:val="Prrafodelista"/>
+        <w:spacing w:after="0"/>
         <w:rPr>
-          <w:rFonts w:ascii="Calibri" w:hAnsi="Calibri" w:cs="Calibri"/>
           <w:bCs/>
-          <w:color w:val="000000"/>
         </w:rPr>
-        <w:t>texto</w:t>
-      </w:r>
-      <w:proofErr w:type="gramEnd"/>
+      </w:pPr>
       <w:r>
         <w:rPr>
-          <w:rFonts w:ascii="Calibri" w:hAnsi="Calibri" w:cs="Calibri"/>
           <w:bCs/>
-          <w:color w:val="000000"/>
         </w:rPr>
-        <w:t>_</w:t>
-      </w:r>
-      <w:proofErr w:type="gramStart"/>
-      <w:r>
+        <w:t>{{r texto_mantto }}</w:t>
+      </w:r>
+    </w:p>
+    <w:p>
+      <w:pPr>
+        <w:pStyle w:val="Prrafodelista"/>
+        <w:spacing w:after="0"/>
         <w:rPr>
-          <w:rFonts w:ascii="Calibri" w:hAnsi="Calibri" w:cs="Calibri"/>
           <w:bCs/>
-          <w:color w:val="000000"/>
         </w:rPr>
-        <w:t>mantto</w:t>
-      </w:r>
-      <w:proofErr w:type="spellEnd"/>
+      </w:pPr>
       <w:r>
         <w:rPr>
-          <w:rFonts w:ascii="Calibri" w:hAnsi="Calibri" w:cs="Calibri"/>
           <w:bCs/>
-          <w:color w:val="000000"/>
         </w:rPr>
-        <w:t xml:space="preserve"> }</w:t>
-      </w:r>
-      <w:proofErr w:type="gramEnd"/>
-      <w:r>
-        <w:rPr>
-          <w:rFonts w:ascii="Calibri" w:hAnsi="Calibri" w:cs="Calibri"/>
-          <w:bCs/>
-          <w:color w:val="000000"/>
-        </w:rPr>
-        <w:t>}</w:t>
+        <w:t>{% endif %}</w:t>
       </w:r>
     </w:p>
     <w:p>
@@ -3057,15 +2780,7 @@
         <w:t xml:space="preserve"> </w:t>
       </w:r>
       <w:r>
-        <w:t xml:space="preserve">30 </w:t>
-      </w:r>
-      <w:proofErr w:type="spellStart"/>
-      <w:r>
-        <w:t>dias</w:t>
-      </w:r>
-      <w:proofErr w:type="spellEnd"/>
-      <w:r>
-        <w:t xml:space="preserve"> contados desde la presentación de esta propuesta.</w:t>
+        <w:t>30 dias contados desde la presentación de esta propuesta.</w:t>
       </w:r>
     </w:p>
     <w:p>
@@ -3218,41 +2933,13 @@
                 <w:rFonts w:ascii="Calibri" w:hAnsi="Calibri" w:cs="Calibri"/>
               </w:rPr>
             </w:pPr>
-            <w:proofErr w:type="gramStart"/>
             <w:r>
               <w:rPr>
                 <w:rFonts w:ascii="Calibri" w:hAnsi="Calibri" w:cs="Calibri"/>
                 <w:b/>
                 <w:bCs/>
               </w:rPr>
-              <w:t xml:space="preserve">{{ </w:t>
-            </w:r>
-            <w:proofErr w:type="spellStart"/>
-            <w:r>
-              <w:rPr>
-                <w:rFonts w:ascii="Calibri" w:hAnsi="Calibri" w:cs="Calibri"/>
-                <w:b/>
-                <w:bCs/>
-              </w:rPr>
-              <w:t>firma</w:t>
-            </w:r>
-            <w:proofErr w:type="gramEnd"/>
-            <w:r>
-              <w:rPr>
-                <w:rFonts w:ascii="Calibri" w:hAnsi="Calibri" w:cs="Calibri"/>
-                <w:b/>
-                <w:bCs/>
-              </w:rPr>
-              <w:t>_nombre</w:t>
-            </w:r>
-            <w:proofErr w:type="spellEnd"/>
-            <w:r>
-              <w:rPr>
-                <w:rFonts w:ascii="Calibri" w:hAnsi="Calibri" w:cs="Calibri"/>
-                <w:b/>
-                <w:bCs/>
-              </w:rPr>
-              <w:t xml:space="preserve"> }}</w:t>
+              <w:t>{{ firma_nombre }}</w:t>
             </w:r>
             <w:r>
               <w:rPr>
@@ -3260,33 +2947,11 @@
               </w:rPr>
               <w:br/>
             </w:r>
-            <w:proofErr w:type="gramStart"/>
             <w:r>
               <w:rPr>
                 <w:rFonts w:ascii="Calibri" w:hAnsi="Calibri" w:cs="Calibri"/>
               </w:rPr>
-              <w:t xml:space="preserve">{{ </w:t>
-            </w:r>
-            <w:proofErr w:type="spellStart"/>
-            <w:r>
-              <w:rPr>
-                <w:rFonts w:ascii="Calibri" w:hAnsi="Calibri" w:cs="Calibri"/>
-              </w:rPr>
-              <w:t>firma</w:t>
-            </w:r>
-            <w:proofErr w:type="gramEnd"/>
-            <w:r>
-              <w:rPr>
-                <w:rFonts w:ascii="Calibri" w:hAnsi="Calibri" w:cs="Calibri"/>
-              </w:rPr>
-              <w:t>_cargo</w:t>
-            </w:r>
-            <w:proofErr w:type="spellEnd"/>
-            <w:r>
-              <w:rPr>
-                <w:rFonts w:ascii="Calibri" w:hAnsi="Calibri" w:cs="Calibri"/>
-              </w:rPr>
-              <w:t xml:space="preserve"> }}</w:t>
+              <w:t>{{ firma_cargo }}</w:t>
             </w:r>
             <w:r>
               <w:rPr>
@@ -3323,33 +2988,11 @@
               <w:br/>
               <w:t xml:space="preserve">M: </w:t>
             </w:r>
-            <w:proofErr w:type="gramStart"/>
             <w:r>
               <w:rPr>
                 <w:rFonts w:ascii="Calibri" w:hAnsi="Calibri" w:cs="Calibri"/>
               </w:rPr>
-              <w:t xml:space="preserve">{{ </w:t>
-            </w:r>
-            <w:proofErr w:type="spellStart"/>
-            <w:r>
-              <w:rPr>
-                <w:rFonts w:ascii="Calibri" w:hAnsi="Calibri" w:cs="Calibri"/>
-              </w:rPr>
-              <w:t>firma</w:t>
-            </w:r>
-            <w:proofErr w:type="gramEnd"/>
-            <w:r>
-              <w:rPr>
-                <w:rFonts w:ascii="Calibri" w:hAnsi="Calibri" w:cs="Calibri"/>
-              </w:rPr>
-              <w:t>_telefono</w:t>
-            </w:r>
-            <w:proofErr w:type="spellEnd"/>
-            <w:r>
-              <w:rPr>
-                <w:rFonts w:ascii="Calibri" w:hAnsi="Calibri" w:cs="Calibri"/>
-              </w:rPr>
-              <w:t xml:space="preserve"> }}</w:t>
+              <w:t>{{ firma_telefono }}</w:t>
             </w:r>
             <w:r>
               <w:rPr>
@@ -6598,7 +6241,7 @@
     <w:charset w:val="00"/>
     <w:family w:val="swiss"/>
     <w:pitch w:val="variable"/>
-    <w:sig w:usb0="E4002EFF" w:usb1="C200247B" w:usb2="00000009" w:usb3="00000000" w:csb0="000001FF" w:csb1="00000000"/>
+    <w:sig w:usb0="E4002EFF" w:usb1="C000247B" w:usb2="00000009" w:usb3="00000000" w:csb0="000001FF" w:csb1="00000000"/>
   </w:font>
   <w:font w:name="SimSun">
     <w:altName w:val="宋体"/>
@@ -6613,7 +6256,7 @@
     <w:charset w:val="00"/>
     <w:family w:val="swiss"/>
     <w:pitch w:val="variable"/>
-    <w:sig w:usb0="E4002EFF" w:usb1="C200247B" w:usb2="00000009" w:usb3="00000000" w:csb0="000001FF" w:csb1="00000000"/>
+    <w:sig w:usb0="E4002EFF" w:usb1="C000247B" w:usb2="00000009" w:usb3="00000000" w:csb0="000001FF" w:csb1="00000000"/>
   </w:font>
   <w:font w:name="Aptos">
     <w:charset w:val="00"/>
@@ -6700,6 +6343,7 @@
     <w:rsid w:val="00444338"/>
     <w:rsid w:val="00483A61"/>
     <w:rsid w:val="004A738C"/>
+    <w:rsid w:val="004C084A"/>
     <w:rsid w:val="004C0F90"/>
     <w:rsid w:val="004C7076"/>
     <w:rsid w:val="004F6BAC"/>
@@ -6752,6 +6396,7 @@
     <w:rsid w:val="00BB3ED6"/>
     <w:rsid w:val="00BE7125"/>
     <w:rsid w:val="00BF27F4"/>
+    <w:rsid w:val="00C02A3C"/>
     <w:rsid w:val="00C10E9A"/>
     <w:rsid w:val="00C1756A"/>
     <w:rsid w:val="00C56D92"/>

--- a/plantilla_cotizacion_foton_u9.docx
+++ b/plantilla_cotizacion_foton_u9.docx
@@ -1728,7 +1728,13 @@
                   <w:t xml:space="preserve"> o </w:t>
                 </w:r>
                 <w:r>
-                  <w:t>250</w:t>
+                  <w:t>2</w:t>
+                </w:r>
+                <w:r>
+                  <w:t>4</w:t>
+                </w:r>
+                <w:r>
+                  <w:t>0</w:t>
                 </w:r>
                 <w:r>
                   <w:t>.000 kms. lo que primero se cumpla</w:t>
@@ -1858,7 +1864,7 @@
               <w:cnfStyle w:val="000000100000" w:firstRow="0" w:lastRow="0" w:firstColumn="0" w:lastColumn="0" w:oddVBand="0" w:evenVBand="0" w:oddHBand="1" w:evenHBand="0" w:firstRowFirstColumn="0" w:firstRowLastColumn="0" w:lastRowFirstColumn="0" w:lastRowLastColumn="0"/>
             </w:pPr>
             <w:r>
-              <w:t>8</w:t>
+              <w:t>5</w:t>
             </w:r>
             <w:r>
               <w:t xml:space="preserve"> años</w:t>
@@ -1917,7 +1923,7 @@
               <w:cnfStyle w:val="000000000000" w:firstRow="0" w:lastRow="0" w:firstColumn="0" w:lastColumn="0" w:oddVBand="0" w:evenVBand="0" w:oddHBand="0" w:evenHBand="0" w:firstRowFirstColumn="0" w:firstRowLastColumn="0" w:lastRowFirstColumn="0" w:lastRowLastColumn="0"/>
             </w:pPr>
             <w:r>
-              <w:t>8</w:t>
+              <w:t>5</w:t>
             </w:r>
             <w:r>
               <w:t xml:space="preserve"> años</w:t>
@@ -2239,7 +2245,7 @@
           <w:lang w:eastAsia="es-CL"/>
         </w:rPr>
         <w:drawing>
-          <wp:inline distT="0" distB="0" distL="0" distR="0" wp14:anchorId="673424E7" wp14:editId="4CFF79E7">
+          <wp:inline distT="0" distB="0" distL="0" distR="0" wp14:anchorId="673424E7" wp14:editId="0960AE38">
             <wp:extent cx="3213980" cy="1296162"/>
             <wp:effectExtent l="0" t="0" r="5715" b="0"/>
             <wp:docPr id="6" name="Imagen 6" descr="C:\Users\cvegam\OneDrive - grupokaufmann\Imágenes\Capturas de pantalla\Captura de pantalla 2021-09-02 160502 (2).png"/>
@@ -2533,6 +2539,13 @@
       </w:r>
       <w:r>
         <w:rPr>
+          <w:rFonts w:cstheme="minorHAnsi"/>
+          <w:b/>
+        </w:rPr>
+        <w:t xml:space="preserve">.- </w:t>
+      </w:r>
+      <w:r>
+        <w:rPr>
           <w:bCs/>
         </w:rPr>
         <w:t xml:space="preserve">+ </w:t>
@@ -2651,13 +2664,34 @@
       </w:pPr>
       <w:bookmarkStart w:id="4" w:name="_Hlk204088658"/>
       <w:r>
-        <w:t xml:space="preserve">Lugar de entrega: </w:t>
-      </w:r>
-      <w:r>
-        <w:t>A convenir con el cliente</w:t>
-      </w:r>
-      <w:r>
-        <w:t>, Chile</w:t>
+        <w:t>Lugar de entrega:</w:t>
+      </w:r>
+      <w:r>
+        <w:t xml:space="preserve"> </w:t>
+      </w:r>
+      <w:r>
+        <w:t xml:space="preserve"> </w:t>
+      </w:r>
+      <w:r>
+        <w:t>{{</w:t>
+      </w:r>
+      <w:r>
+        <w:t xml:space="preserve"> </w:t>
+      </w:r>
+      <w:r>
+        <w:t>Lugar de entrega</w:t>
+      </w:r>
+      <w:r>
+        <w:t xml:space="preserve"> </w:t>
+      </w:r>
+      <w:r>
+        <w:t>}}</w:t>
+      </w:r>
+      <w:r>
+        <w:t xml:space="preserve">, </w:t>
+      </w:r>
+      <w:r>
+        <w:t>Chile</w:t>
       </w:r>
       <w:r>
         <w:t>.</w:t>
@@ -2780,7 +2814,13 @@
         <w:t xml:space="preserve"> </w:t>
       </w:r>
       <w:r>
-        <w:t>30 dias contados desde la presentación de esta propuesta.</w:t>
+        <w:t xml:space="preserve">30 </w:t>
+      </w:r>
+      <w:r>
+        <w:t>días</w:t>
+      </w:r>
+      <w:r>
+        <w:t xml:space="preserve"> contados desde la presentación de esta propuesta.</w:t>
       </w:r>
     </w:p>
     <w:p>
@@ -6393,6 +6433,7 @@
     <w:rsid w:val="00AB0B55"/>
     <w:rsid w:val="00B06721"/>
     <w:rsid w:val="00B2638A"/>
+    <w:rsid w:val="00B337F5"/>
     <w:rsid w:val="00BB3ED6"/>
     <w:rsid w:val="00BE7125"/>
     <w:rsid w:val="00BF27F4"/>
@@ -6413,11 +6454,13 @@
     <w:rsid w:val="00E02CCF"/>
     <w:rsid w:val="00E1617C"/>
     <w:rsid w:val="00E3447F"/>
+    <w:rsid w:val="00E655E9"/>
     <w:rsid w:val="00E73676"/>
     <w:rsid w:val="00E77367"/>
     <w:rsid w:val="00EC4035"/>
     <w:rsid w:val="00ED08FF"/>
     <w:rsid w:val="00ED60F4"/>
+    <w:rsid w:val="00EF5B34"/>
     <w:rsid w:val="00F27F24"/>
     <w:rsid w:val="00F42D92"/>
     <w:rsid w:val="00F939F2"/>

--- a/plantilla_cotizacion_foton_u9.docx
+++ b/plantilla_cotizacion_foton_u9.docx
@@ -11,8 +11,29 @@
       <w:r>
         <w:t xml:space="preserve"> </w:t>
       </w:r>
-      <w:r>
-        <w:t>{{ fecha_larga }}</w:t>
+      <w:proofErr w:type="gramStart"/>
+      <w:r>
+        <w:t xml:space="preserve">{{ </w:t>
+      </w:r>
+      <w:proofErr w:type="spellStart"/>
+      <w:r>
+        <w:t>fecha</w:t>
+      </w:r>
+      <w:proofErr w:type="gramEnd"/>
+      <w:r>
+        <w:t>_</w:t>
+      </w:r>
+      <w:proofErr w:type="gramStart"/>
+      <w:r>
+        <w:t>larga</w:t>
+      </w:r>
+      <w:proofErr w:type="spellEnd"/>
+      <w:r>
+        <w:t xml:space="preserve"> }</w:t>
+      </w:r>
+      <w:proofErr w:type="gramEnd"/>
+      <w:r>
+        <w:t>}</w:t>
       </w:r>
     </w:p>
     <w:p>
@@ -24,10 +45,39 @@
         <w:t>Cotización</w:t>
       </w:r>
       <w:r>
-        <w:t xml:space="preserve"> n° </w:t>
-      </w:r>
-      <w:r>
-        <w:t>{{ numero_cotizacion }}</w:t>
+        <w:t xml:space="preserve"> </w:t>
+      </w:r>
+      <w:proofErr w:type="spellStart"/>
+      <w:r>
+        <w:t>n°</w:t>
+      </w:r>
+      <w:proofErr w:type="spellEnd"/>
+      <w:r>
+        <w:t xml:space="preserve"> </w:t>
+      </w:r>
+      <w:proofErr w:type="gramStart"/>
+      <w:r>
+        <w:t xml:space="preserve">{{ </w:t>
+      </w:r>
+      <w:proofErr w:type="spellStart"/>
+      <w:r>
+        <w:t>numero</w:t>
+      </w:r>
+      <w:proofErr w:type="gramEnd"/>
+      <w:r>
+        <w:t>_</w:t>
+      </w:r>
+      <w:proofErr w:type="gramStart"/>
+      <w:r>
+        <w:t>cotizacion</w:t>
+      </w:r>
+      <w:proofErr w:type="spellEnd"/>
+      <w:r>
+        <w:t xml:space="preserve"> }</w:t>
+      </w:r>
+      <w:proofErr w:type="gramEnd"/>
+      <w:r>
+        <w:t>}</w:t>
       </w:r>
     </w:p>
     <w:p>
@@ -73,8 +123,13 @@
         <w:spacing w:after="0"/>
         <w:jc w:val="both"/>
       </w:pPr>
-      <w:r>
-        <w:t>{{ cliente }}</w:t>
+      <w:proofErr w:type="gramStart"/>
+      <w:r>
+        <w:t>{{ cliente</w:t>
+      </w:r>
+      <w:proofErr w:type="gramEnd"/>
+      <w:r>
+        <w:t xml:space="preserve"> }}</w:t>
       </w:r>
     </w:p>
     <w:p>
@@ -138,20 +193,35 @@
       <w:r>
         <w:t xml:space="preserve">DESCRIPCIÓN: </w:t>
       </w:r>
+      <w:proofErr w:type="gramStart"/>
       <w:r>
         <w:t>{{</w:t>
       </w:r>
       <w:r>
         <w:t xml:space="preserve"> </w:t>
       </w:r>
-      <w:r>
-        <w:t>cantidad_unidades</w:t>
-      </w:r>
+      <w:proofErr w:type="spellStart"/>
+      <w:r>
+        <w:t>cantidad</w:t>
+      </w:r>
+      <w:proofErr w:type="gramEnd"/>
+      <w:r>
+        <w:t>_</w:t>
+      </w:r>
+      <w:proofErr w:type="gramStart"/>
+      <w:r>
+        <w:t>unidades</w:t>
+      </w:r>
+      <w:proofErr w:type="spellEnd"/>
       <w:r>
         <w:t xml:space="preserve"> </w:t>
       </w:r>
       <w:r>
-        <w:t>}}</w:t>
+        <w:t>}</w:t>
+      </w:r>
+      <w:proofErr w:type="gramEnd"/>
+      <w:r>
+        <w:t>}</w:t>
       </w:r>
       <w:r>
         <w:t xml:space="preserve"> </w:t>
@@ -690,8 +760,17 @@
               <w:cnfStyle w:val="000000000000" w:firstRow="0" w:lastRow="0" w:firstColumn="0" w:lastColumn="0" w:oddVBand="0" w:evenVBand="0" w:oddHBand="0" w:evenHBand="0" w:firstRowFirstColumn="0" w:firstRowLastColumn="0" w:lastRowFirstColumn="0" w:lastRowLastColumn="0"/>
             </w:pPr>
             <w:r>
-              <w:t xml:space="preserve">FOTON by </w:t>
-            </w:r>
+              <w:t xml:space="preserve">FOTON </w:t>
+            </w:r>
+            <w:proofErr w:type="spellStart"/>
+            <w:r>
+              <w:t>by</w:t>
+            </w:r>
+            <w:proofErr w:type="spellEnd"/>
+            <w:r>
+              <w:t xml:space="preserve"> </w:t>
+            </w:r>
+            <w:proofErr w:type="spellStart"/>
             <w:r>
               <w:rPr>
                 <w:rFonts w:eastAsiaTheme="minorEastAsia"/>
@@ -700,6 +779,7 @@
               </w:rPr>
               <w:t>Prestolite</w:t>
             </w:r>
+            <w:proofErr w:type="spellEnd"/>
             <w:r>
               <w:rPr>
                 <w:rFonts w:eastAsiaTheme="minorEastAsia"/>
@@ -899,8 +979,13 @@
               <w:cnfStyle w:val="000000100000" w:firstRow="0" w:lastRow="0" w:firstColumn="0" w:lastColumn="0" w:oddVBand="0" w:evenVBand="0" w:oddHBand="1" w:evenHBand="0" w:firstRowFirstColumn="0" w:firstRowLastColumn="0" w:lastRowFirstColumn="0" w:lastRowLastColumn="0"/>
             </w:pPr>
             <w:r>
-              <w:t>Tipo Neumática con Sistema Kneeling</w:t>
-            </w:r>
+              <w:t xml:space="preserve">Tipo Neumática con Sistema </w:t>
+            </w:r>
+            <w:proofErr w:type="spellStart"/>
+            <w:r>
+              <w:t>Kneeling</w:t>
+            </w:r>
+            <w:proofErr w:type="spellEnd"/>
           </w:p>
         </w:tc>
       </w:tr>
@@ -1096,7 +1181,15 @@
               <w:cnfStyle w:val="000000000000" w:firstRow="0" w:lastRow="0" w:firstColumn="0" w:lastColumn="0" w:oddVBand="0" w:evenVBand="0" w:oddHBand="0" w:evenHBand="0" w:firstRowFirstColumn="0" w:firstRowLastColumn="0" w:lastRowFirstColumn="0" w:lastRowLastColumn="0"/>
             </w:pPr>
             <w:r>
-              <w:t>Por confirmar según layout con cliente</w:t>
+              <w:t xml:space="preserve">Por confirmar según </w:t>
+            </w:r>
+            <w:proofErr w:type="spellStart"/>
+            <w:r>
+              <w:t>layout</w:t>
+            </w:r>
+            <w:proofErr w:type="spellEnd"/>
+            <w:r>
+              <w:t xml:space="preserve"> con cliente</w:t>
             </w:r>
           </w:p>
         </w:tc>
@@ -1171,8 +1264,13 @@
               <w:cnfStyle w:val="000000000000" w:firstRow="0" w:lastRow="0" w:firstColumn="0" w:lastColumn="0" w:oddVBand="0" w:evenVBand="0" w:oddHBand="0" w:evenHBand="0" w:firstRowFirstColumn="0" w:firstRowLastColumn="0" w:lastRowFirstColumn="0" w:lastRowLastColumn="0"/>
             </w:pPr>
             <w:r>
-              <w:t>Si, Equipado con Router</w:t>
-            </w:r>
+              <w:t xml:space="preserve">Si, Equipado con </w:t>
+            </w:r>
+            <w:proofErr w:type="spellStart"/>
+            <w:r>
+              <w:t>Router</w:t>
+            </w:r>
+            <w:proofErr w:type="spellEnd"/>
             <w:r>
               <w:t xml:space="preserve"> </w:t>
             </w:r>
@@ -1210,11 +1308,24 @@
               <w:jc w:val="both"/>
               <w:cnfStyle w:val="000000100000" w:firstRow="0" w:lastRow="0" w:firstColumn="0" w:lastColumn="0" w:oddVBand="0" w:evenVBand="0" w:oddHBand="1" w:evenHBand="0" w:firstRowFirstColumn="0" w:firstRowLastColumn="0" w:lastRowFirstColumn="0" w:lastRowLastColumn="0"/>
             </w:pPr>
-            <w:r>
-              <w:t>Si , incorporada (próxima parada)</w:t>
-            </w:r>
-            <w:r>
-              <w:t xml:space="preserve"> Marca Magnetich North.</w:t>
+            <w:proofErr w:type="gramStart"/>
+            <w:r>
+              <w:t>Si ,</w:t>
+            </w:r>
+            <w:proofErr w:type="gramEnd"/>
+            <w:r>
+              <w:t xml:space="preserve"> incorporada (próxima parada)</w:t>
+            </w:r>
+            <w:r>
+              <w:t xml:space="preserve"> Marca </w:t>
+            </w:r>
+            <w:proofErr w:type="spellStart"/>
+            <w:r>
+              <w:t>Magnetich</w:t>
+            </w:r>
+            <w:proofErr w:type="spellEnd"/>
+            <w:r>
+              <w:t xml:space="preserve"> North.</w:t>
             </w:r>
           </w:p>
         </w:tc>
@@ -1248,7 +1359,15 @@
               <w:cnfStyle w:val="000000000000" w:firstRow="0" w:lastRow="0" w:firstColumn="0" w:lastColumn="0" w:oddVBand="0" w:evenVBand="0" w:oddHBand="0" w:evenHBand="0" w:firstRowFirstColumn="0" w:firstRowLastColumn="0" w:lastRowFirstColumn="0" w:lastRowLastColumn="0"/>
             </w:pPr>
             <w:r>
-              <w:t>Marca Magnetich North.</w:t>
+              <w:t xml:space="preserve">Marca </w:t>
+            </w:r>
+            <w:proofErr w:type="spellStart"/>
+            <w:r>
+              <w:t>Magnetich</w:t>
+            </w:r>
+            <w:proofErr w:type="spellEnd"/>
+            <w:r>
+              <w:t xml:space="preserve"> North.</w:t>
             </w:r>
           </w:p>
         </w:tc>
@@ -1295,19 +1414,76 @@
               </w:rPr>
               <w:t xml:space="preserve">Marca </w:t>
             </w:r>
+            <w:proofErr w:type="spellStart"/>
             <w:r>
               <w:rPr>
                 <w:rFonts w:asciiTheme="minorHAnsi" w:eastAsiaTheme="minorHAnsi" w:hAnsiTheme="minorHAnsi" w:cstheme="minorBidi"/>
                 <w:lang w:val="es-CL" w:eastAsia="en-US" w:bidi="ar-SA"/>
               </w:rPr>
-              <w:t>Magnetich North</w:t>
-            </w:r>
+              <w:t>Magnetich</w:t>
+            </w:r>
+            <w:proofErr w:type="spellEnd"/>
             <w:r>
               <w:rPr>
                 <w:rFonts w:asciiTheme="minorHAnsi" w:eastAsiaTheme="minorHAnsi" w:hAnsiTheme="minorHAnsi" w:cstheme="minorBidi"/>
                 <w:lang w:val="es-CL" w:eastAsia="en-US" w:bidi="ar-SA"/>
               </w:rPr>
-              <w:t>, Modelo intelligent monitoring system, 5</w:t>
+              <w:t xml:space="preserve"> North</w:t>
+            </w:r>
+            <w:r>
+              <w:rPr>
+                <w:rFonts w:asciiTheme="minorHAnsi" w:eastAsiaTheme="minorHAnsi" w:hAnsiTheme="minorHAnsi" w:cstheme="minorBidi"/>
+                <w:lang w:val="es-CL" w:eastAsia="en-US" w:bidi="ar-SA"/>
+              </w:rPr>
+              <w:t xml:space="preserve">, Modelo </w:t>
+            </w:r>
+            <w:proofErr w:type="spellStart"/>
+            <w:r>
+              <w:rPr>
+                <w:rFonts w:asciiTheme="minorHAnsi" w:eastAsiaTheme="minorHAnsi" w:hAnsiTheme="minorHAnsi" w:cstheme="minorBidi"/>
+                <w:lang w:val="es-CL" w:eastAsia="en-US" w:bidi="ar-SA"/>
+              </w:rPr>
+              <w:t>intelligent</w:t>
+            </w:r>
+            <w:proofErr w:type="spellEnd"/>
+            <w:r>
+              <w:rPr>
+                <w:rFonts w:asciiTheme="minorHAnsi" w:eastAsiaTheme="minorHAnsi" w:hAnsiTheme="minorHAnsi" w:cstheme="minorBidi"/>
+                <w:lang w:val="es-CL" w:eastAsia="en-US" w:bidi="ar-SA"/>
+              </w:rPr>
+              <w:t xml:space="preserve"> </w:t>
+            </w:r>
+            <w:proofErr w:type="spellStart"/>
+            <w:r>
+              <w:rPr>
+                <w:rFonts w:asciiTheme="minorHAnsi" w:eastAsiaTheme="minorHAnsi" w:hAnsiTheme="minorHAnsi" w:cstheme="minorBidi"/>
+                <w:lang w:val="es-CL" w:eastAsia="en-US" w:bidi="ar-SA"/>
+              </w:rPr>
+              <w:t>monitoring</w:t>
+            </w:r>
+            <w:proofErr w:type="spellEnd"/>
+            <w:r>
+              <w:rPr>
+                <w:rFonts w:asciiTheme="minorHAnsi" w:eastAsiaTheme="minorHAnsi" w:hAnsiTheme="minorHAnsi" w:cstheme="minorBidi"/>
+                <w:lang w:val="es-CL" w:eastAsia="en-US" w:bidi="ar-SA"/>
+              </w:rPr>
+              <w:t xml:space="preserve"> </w:t>
+            </w:r>
+            <w:proofErr w:type="spellStart"/>
+            <w:r>
+              <w:rPr>
+                <w:rFonts w:asciiTheme="minorHAnsi" w:eastAsiaTheme="minorHAnsi" w:hAnsiTheme="minorHAnsi" w:cstheme="minorBidi"/>
+                <w:lang w:val="es-CL" w:eastAsia="en-US" w:bidi="ar-SA"/>
+              </w:rPr>
+              <w:t>system</w:t>
+            </w:r>
+            <w:proofErr w:type="spellEnd"/>
+            <w:r>
+              <w:rPr>
+                <w:rFonts w:asciiTheme="minorHAnsi" w:eastAsiaTheme="minorHAnsi" w:hAnsiTheme="minorHAnsi" w:cstheme="minorBidi"/>
+                <w:lang w:val="es-CL" w:eastAsia="en-US" w:bidi="ar-SA"/>
+              </w:rPr>
+              <w:t>, 5</w:t>
             </w:r>
             <w:r>
               <w:rPr>
@@ -1556,8 +1732,21 @@
               <w:jc w:val="both"/>
               <w:cnfStyle w:val="000000100000" w:firstRow="0" w:lastRow="0" w:firstColumn="0" w:lastColumn="0" w:oddVBand="0" w:evenVBand="0" w:oddHBand="1" w:evenHBand="0" w:firstRowFirstColumn="0" w:firstRowLastColumn="0" w:lastRowFirstColumn="0" w:lastRowLastColumn="0"/>
             </w:pPr>
-            <w:r>
-              <w:t>{{ capacidad_bateria }}</w:t>
+            <w:proofErr w:type="gramStart"/>
+            <w:r>
+              <w:t xml:space="preserve">{{ </w:t>
+            </w:r>
+            <w:proofErr w:type="spellStart"/>
+            <w:r>
+              <w:t>capacidad</w:t>
+            </w:r>
+            <w:proofErr w:type="gramEnd"/>
+            <w:r>
+              <w:t>_bateria</w:t>
+            </w:r>
+            <w:proofErr w:type="spellEnd"/>
+            <w:r>
+              <w:t xml:space="preserve"> }}</w:t>
             </w:r>
           </w:p>
         </w:tc>
@@ -1737,7 +1926,15 @@
                   <w:t>0</w:t>
                 </w:r>
                 <w:r>
-                  <w:t>.000 kms. lo que primero se cumpla</w:t>
+                  <w:t xml:space="preserve">.000 </w:t>
+                </w:r>
+                <w:proofErr w:type="spellStart"/>
+                <w:r>
+                  <w:t>kms</w:t>
+                </w:r>
+                <w:proofErr w:type="spellEnd"/>
+                <w:r>
+                  <w:t>. lo que primero se cumpla</w:t>
                 </w:r>
                 <w:r>
                   <w:t xml:space="preserve">. </w:t>
@@ -1806,7 +2003,15 @@
                   <w:t>8</w:t>
                 </w:r>
                 <w:r>
-                  <w:t xml:space="preserve">00.000 kms. lo que primero se cumpla, y con una atenuación de </w:t>
+                  <w:t xml:space="preserve">00.000 </w:t>
+                </w:r>
+                <w:proofErr w:type="spellStart"/>
+                <w:r>
+                  <w:t>kms</w:t>
+                </w:r>
+                <w:proofErr w:type="spellEnd"/>
+                <w:r>
+                  <w:t xml:space="preserve">. lo que primero se cumpla, y con una atenuación de </w:t>
                 </w:r>
                 <w:r>
                   <w:t>3</w:t>
@@ -1870,8 +2075,13 @@
               <w:t xml:space="preserve"> años</w:t>
             </w:r>
             <w:r>
-              <w:t xml:space="preserve"> o 400.000 kms</w:t>
-            </w:r>
+              <w:t xml:space="preserve"> o 400.000 </w:t>
+            </w:r>
+            <w:proofErr w:type="spellStart"/>
+            <w:r>
+              <w:t>kms</w:t>
+            </w:r>
+            <w:proofErr w:type="spellEnd"/>
             <w:r>
               <w:t xml:space="preserve">. </w:t>
             </w:r>
@@ -1900,6 +2110,7 @@
               <w:ind w:left="0"/>
               <w:jc w:val="both"/>
             </w:pPr>
+            <w:proofErr w:type="gramStart"/>
             <w:r>
               <w:t>Eje</w:t>
             </w:r>
@@ -1907,7 +2118,11 @@
               <w:t>s</w:t>
             </w:r>
             <w:r>
-              <w:t xml:space="preserve"> trasero </w:t>
+              <w:t xml:space="preserve"> trasero</w:t>
+            </w:r>
+            <w:proofErr w:type="gramEnd"/>
+            <w:r>
+              <w:t xml:space="preserve"> </w:t>
             </w:r>
           </w:p>
         </w:tc>
@@ -1934,9 +2149,11 @@
             <w:r>
               <w:t xml:space="preserve">400.000 </w:t>
             </w:r>
+            <w:proofErr w:type="spellStart"/>
             <w:r>
               <w:t>kms</w:t>
             </w:r>
+            <w:proofErr w:type="spellEnd"/>
             <w:r>
               <w:t>.</w:t>
             </w:r>
@@ -2216,9 +2433,11 @@
       <w:r>
         <w:t xml:space="preserve">  </w:t>
       </w:r>
+      <w:proofErr w:type="spellStart"/>
       <w:r>
         <w:t>Layout</w:t>
       </w:r>
+      <w:proofErr w:type="spellEnd"/>
       <w:r>
         <w:t xml:space="preserve"> </w:t>
       </w:r>
@@ -2245,7 +2464,7 @@
           <w:lang w:eastAsia="es-CL"/>
         </w:rPr>
         <w:drawing>
-          <wp:inline distT="0" distB="0" distL="0" distR="0" wp14:anchorId="673424E7" wp14:editId="0960AE38">
+          <wp:inline distT="0" distB="0" distL="0" distR="0" wp14:anchorId="673424E7" wp14:editId="3062DA81">
             <wp:extent cx="3213980" cy="1296162"/>
             <wp:effectExtent l="0" t="0" r="5715" b="0"/>
             <wp:docPr id="6" name="Imagen 6" descr="C:\Users\cvegam\OneDrive - grupokaufmann\Imágenes\Capturas de pantalla\Captura de pantalla 2021-09-02 160502 (2).png"/>
@@ -2327,7 +2546,15 @@
         <w:jc w:val="both"/>
       </w:pPr>
       <w:r>
-        <w:t>¿Por qué elegir Foton y Andes Motor una empresa del grupo Kaufmann?</w:t>
+        <w:t xml:space="preserve">¿Por qué elegir </w:t>
+      </w:r>
+      <w:proofErr w:type="spellStart"/>
+      <w:r>
+        <w:t>Foton</w:t>
+      </w:r>
+      <w:proofErr w:type="spellEnd"/>
+      <w:r>
+        <w:t xml:space="preserve"> y Andes Motor una empresa del grupo Kaufmann?</w:t>
       </w:r>
     </w:p>
     <w:p>
@@ -2348,8 +2575,13 @@
         <w:spacing w:after="0"/>
         <w:jc w:val="both"/>
       </w:pPr>
-      <w:r>
-        <w:t xml:space="preserve">Foton </w:t>
+      <w:proofErr w:type="spellStart"/>
+      <w:r>
+        <w:t>Foton</w:t>
+      </w:r>
+      <w:proofErr w:type="spellEnd"/>
+      <w:r>
+        <w:t xml:space="preserve"> </w:t>
       </w:r>
       <w:r>
         <w:t xml:space="preserve">ha comercializado más </w:t>
@@ -2368,8 +2600,13 @@
         <w:spacing w:after="0"/>
         <w:jc w:val="both"/>
       </w:pPr>
-      <w:r>
-        <w:t xml:space="preserve">Foton en Chile cuenta con una flota de </w:t>
+      <w:proofErr w:type="spellStart"/>
+      <w:r>
+        <w:t>Foton</w:t>
+      </w:r>
+      <w:proofErr w:type="spellEnd"/>
+      <w:r>
+        <w:t xml:space="preserve"> en Chile cuenta con una flota de </w:t>
       </w:r>
       <w:r>
         <w:t>1</w:t>
@@ -2530,19 +2767,60 @@
         </w:rPr>
         <w:t xml:space="preserve"> bus: </w:t>
       </w:r>
+      <w:proofErr w:type="gramStart"/>
       <w:r>
         <w:rPr>
           <w:rFonts w:cstheme="minorHAnsi"/>
           <w:b/>
         </w:rPr>
-        <w:t>{{ precio_unitario }}</w:t>
-      </w:r>
+        <w:t xml:space="preserve">{{ </w:t>
+      </w:r>
+      <w:proofErr w:type="spellStart"/>
       <w:r>
         <w:rPr>
           <w:rFonts w:cstheme="minorHAnsi"/>
           <w:b/>
         </w:rPr>
-        <w:t xml:space="preserve">.- </w:t>
+        <w:t>precio</w:t>
+      </w:r>
+      <w:proofErr w:type="gramEnd"/>
+      <w:r>
+        <w:rPr>
+          <w:rFonts w:cstheme="minorHAnsi"/>
+          <w:b/>
+        </w:rPr>
+        <w:t>_</w:t>
+      </w:r>
+      <w:proofErr w:type="gramStart"/>
+      <w:r>
+        <w:rPr>
+          <w:rFonts w:cstheme="minorHAnsi"/>
+          <w:b/>
+        </w:rPr>
+        <w:t>unitario</w:t>
+      </w:r>
+      <w:proofErr w:type="spellEnd"/>
+      <w:r>
+        <w:rPr>
+          <w:rFonts w:cstheme="minorHAnsi"/>
+          <w:b/>
+        </w:rPr>
+        <w:t xml:space="preserve"> }}</w:t>
+      </w:r>
+      <w:r>
+        <w:rPr>
+          <w:rFonts w:cstheme="minorHAnsi"/>
+          <w:b/>
+        </w:rPr>
+        <w:t>.-</w:t>
+      </w:r>
+      <w:proofErr w:type="gramEnd"/>
+      <w:r>
+        <w:rPr>
+          <w:rFonts w:cstheme="minorHAnsi"/>
+          <w:b/>
+        </w:rPr>
+        <w:t xml:space="preserve"> </w:t>
       </w:r>
       <w:r>
         <w:rPr>
@@ -2587,37 +2865,107 @@
         <w:rPr>
           <w:bCs/>
         </w:rPr>
-        <w:t>{% if texto_mantto %}</w:t>
-      </w:r>
-    </w:p>
-    <w:p>
-      <w:pPr>
-        <w:pStyle w:val="Prrafodelista"/>
-        <w:spacing w:after="0"/>
+        <w:t xml:space="preserve">{% </w:t>
+      </w:r>
+      <w:proofErr w:type="spellStart"/>
+      <w:r>
         <w:rPr>
           <w:bCs/>
         </w:rPr>
-      </w:pPr>
+        <w:t>if</w:t>
+      </w:r>
+      <w:proofErr w:type="spellEnd"/>
       <w:r>
         <w:rPr>
           <w:bCs/>
         </w:rPr>
-        <w:t>{{r texto_mantto }}</w:t>
-      </w:r>
-    </w:p>
-    <w:p>
-      <w:pPr>
-        <w:pStyle w:val="Prrafodelista"/>
-        <w:spacing w:after="0"/>
+        <w:t xml:space="preserve"> </w:t>
+      </w:r>
+      <w:proofErr w:type="spellStart"/>
+      <w:r>
         <w:rPr>
           <w:bCs/>
         </w:rPr>
-      </w:pPr>
+        <w:t>texto_mantto</w:t>
+      </w:r>
+      <w:proofErr w:type="spellEnd"/>
       <w:r>
         <w:rPr>
           <w:bCs/>
         </w:rPr>
-        <w:t>{% endif %}</w:t>
+        <w:t xml:space="preserve"> %}</w:t>
+      </w:r>
+    </w:p>
+    <w:p>
+      <w:pPr>
+        <w:pStyle w:val="Prrafodelista"/>
+        <w:spacing w:after="0"/>
+        <w:rPr>
+          <w:bCs/>
+        </w:rPr>
+      </w:pPr>
+      <w:r>
+        <w:rPr>
+          <w:bCs/>
+        </w:rPr>
+        <w:t xml:space="preserve">{{r </w:t>
+      </w:r>
+      <w:proofErr w:type="spellStart"/>
+      <w:r>
+        <w:rPr>
+          <w:bCs/>
+        </w:rPr>
+        <w:t>texto_</w:t>
+      </w:r>
+      <w:proofErr w:type="gramStart"/>
+      <w:r>
+        <w:rPr>
+          <w:bCs/>
+        </w:rPr>
+        <w:t>mantto</w:t>
+      </w:r>
+      <w:proofErr w:type="spellEnd"/>
+      <w:r>
+        <w:rPr>
+          <w:bCs/>
+        </w:rPr>
+        <w:t xml:space="preserve"> }</w:t>
+      </w:r>
+      <w:proofErr w:type="gramEnd"/>
+      <w:r>
+        <w:rPr>
+          <w:bCs/>
+        </w:rPr>
+        <w:t>}</w:t>
+      </w:r>
+    </w:p>
+    <w:p>
+      <w:pPr>
+        <w:pStyle w:val="Prrafodelista"/>
+        <w:spacing w:after="0"/>
+        <w:rPr>
+          <w:bCs/>
+        </w:rPr>
+      </w:pPr>
+      <w:r>
+        <w:rPr>
+          <w:bCs/>
+        </w:rPr>
+        <w:t xml:space="preserve">{% </w:t>
+      </w:r>
+      <w:proofErr w:type="spellStart"/>
+      <w:r>
+        <w:rPr>
+          <w:bCs/>
+        </w:rPr>
+        <w:t>endif</w:t>
+      </w:r>
+      <w:proofErr w:type="spellEnd"/>
+      <w:r>
+        <w:rPr>
+          <w:bCs/>
+        </w:rPr>
+        <w:t xml:space="preserve"> %}</w:t>
       </w:r>
     </w:p>
     <w:p>
@@ -2669,23 +3017,29 @@
       <w:r>
         <w:t xml:space="preserve"> </w:t>
       </w:r>
-      <w:r>
-        <w:t xml:space="preserve"> </w:t>
-      </w:r>
-      <w:r>
-        <w:t>{{</w:t>
-      </w:r>
-      <w:r>
-        <w:t xml:space="preserve"> </w:t>
-      </w:r>
-      <w:r>
-        <w:t>Lugar de entrega</w:t>
-      </w:r>
-      <w:r>
-        <w:t xml:space="preserve"> </w:t>
-      </w:r>
-      <w:r>
-        <w:t>}}</w:t>
+      <w:proofErr w:type="gramStart"/>
+      <w:r>
+        <w:t xml:space="preserve">{{ </w:t>
+      </w:r>
+      <w:proofErr w:type="spellStart"/>
+      <w:r>
+        <w:t>lugar</w:t>
+      </w:r>
+      <w:proofErr w:type="gramEnd"/>
+      <w:r>
+        <w:t>_</w:t>
+      </w:r>
+      <w:proofErr w:type="gramStart"/>
+      <w:r>
+        <w:t>entrega</w:t>
+      </w:r>
+      <w:proofErr w:type="spellEnd"/>
+      <w:r>
+        <w:t xml:space="preserve"> }</w:t>
+      </w:r>
+      <w:proofErr w:type="gramEnd"/>
+      <w:r>
+        <w:t>}</w:t>
       </w:r>
       <w:r>
         <w:t xml:space="preserve">, </w:t>
@@ -2973,13 +3327,41 @@
                 <w:rFonts w:ascii="Calibri" w:hAnsi="Calibri" w:cs="Calibri"/>
               </w:rPr>
             </w:pPr>
+            <w:proofErr w:type="gramStart"/>
             <w:r>
               <w:rPr>
                 <w:rFonts w:ascii="Calibri" w:hAnsi="Calibri" w:cs="Calibri"/>
                 <w:b/>
                 <w:bCs/>
               </w:rPr>
-              <w:t>{{ firma_nombre }}</w:t>
+              <w:t xml:space="preserve">{{ </w:t>
+            </w:r>
+            <w:proofErr w:type="spellStart"/>
+            <w:r>
+              <w:rPr>
+                <w:rFonts w:ascii="Calibri" w:hAnsi="Calibri" w:cs="Calibri"/>
+                <w:b/>
+                <w:bCs/>
+              </w:rPr>
+              <w:t>firma</w:t>
+            </w:r>
+            <w:proofErr w:type="gramEnd"/>
+            <w:r>
+              <w:rPr>
+                <w:rFonts w:ascii="Calibri" w:hAnsi="Calibri" w:cs="Calibri"/>
+                <w:b/>
+                <w:bCs/>
+              </w:rPr>
+              <w:t>_nombre</w:t>
+            </w:r>
+            <w:proofErr w:type="spellEnd"/>
+            <w:r>
+              <w:rPr>
+                <w:rFonts w:ascii="Calibri" w:hAnsi="Calibri" w:cs="Calibri"/>
+                <w:b/>
+                <w:bCs/>
+              </w:rPr>
+              <w:t xml:space="preserve"> }}</w:t>
             </w:r>
             <w:r>
               <w:rPr>
@@ -2987,11 +3369,33 @@
               </w:rPr>
               <w:br/>
             </w:r>
+            <w:proofErr w:type="gramStart"/>
             <w:r>
               <w:rPr>
                 <w:rFonts w:ascii="Calibri" w:hAnsi="Calibri" w:cs="Calibri"/>
               </w:rPr>
-              <w:t>{{ firma_cargo }}</w:t>
+              <w:t xml:space="preserve">{{ </w:t>
+            </w:r>
+            <w:proofErr w:type="spellStart"/>
+            <w:r>
+              <w:rPr>
+                <w:rFonts w:ascii="Calibri" w:hAnsi="Calibri" w:cs="Calibri"/>
+              </w:rPr>
+              <w:t>firma</w:t>
+            </w:r>
+            <w:proofErr w:type="gramEnd"/>
+            <w:r>
+              <w:rPr>
+                <w:rFonts w:ascii="Calibri" w:hAnsi="Calibri" w:cs="Calibri"/>
+              </w:rPr>
+              <w:t>_cargo</w:t>
+            </w:r>
+            <w:proofErr w:type="spellEnd"/>
+            <w:r>
+              <w:rPr>
+                <w:rFonts w:ascii="Calibri" w:hAnsi="Calibri" w:cs="Calibri"/>
+              </w:rPr>
+              <w:t xml:space="preserve"> }}</w:t>
             </w:r>
             <w:r>
               <w:rPr>
@@ -3028,11 +3432,33 @@
               <w:br/>
               <w:t xml:space="preserve">M: </w:t>
             </w:r>
+            <w:proofErr w:type="gramStart"/>
             <w:r>
               <w:rPr>
                 <w:rFonts w:ascii="Calibri" w:hAnsi="Calibri" w:cs="Calibri"/>
               </w:rPr>
-              <w:t>{{ firma_telefono }}</w:t>
+              <w:t xml:space="preserve">{{ </w:t>
+            </w:r>
+            <w:proofErr w:type="spellStart"/>
+            <w:r>
+              <w:rPr>
+                <w:rFonts w:ascii="Calibri" w:hAnsi="Calibri" w:cs="Calibri"/>
+              </w:rPr>
+              <w:t>firma</w:t>
+            </w:r>
+            <w:proofErr w:type="gramEnd"/>
+            <w:r>
+              <w:rPr>
+                <w:rFonts w:ascii="Calibri" w:hAnsi="Calibri" w:cs="Calibri"/>
+              </w:rPr>
+              <w:t>_telefono</w:t>
+            </w:r>
+            <w:proofErr w:type="spellEnd"/>
+            <w:r>
+              <w:rPr>
+                <w:rFonts w:ascii="Calibri" w:hAnsi="Calibri" w:cs="Calibri"/>
+              </w:rPr>
+              <w:t xml:space="preserve"> }}</w:t>
             </w:r>
             <w:r>
               <w:rPr>
@@ -5790,7 +6216,6 @@
   <w:style w:type="character" w:default="1" w:styleId="Fuentedeprrafopredeter">
     <w:name w:val="Default Paragraph Font"/>
     <w:uiPriority w:val="1"/>
-    <w:semiHidden/>
     <w:unhideWhenUsed/>
   </w:style>
   <w:style w:type="table" w:default="1" w:styleId="Tablanormal">
@@ -6387,12 +6812,14 @@
     <w:rsid w:val="004C0F90"/>
     <w:rsid w:val="004C7076"/>
     <w:rsid w:val="004F6BAC"/>
+    <w:rsid w:val="00513A07"/>
     <w:rsid w:val="005141E4"/>
     <w:rsid w:val="005405A6"/>
     <w:rsid w:val="0054265B"/>
     <w:rsid w:val="00576EF7"/>
     <w:rsid w:val="005B2365"/>
     <w:rsid w:val="005B26B6"/>
+    <w:rsid w:val="00603BA8"/>
     <w:rsid w:val="00633382"/>
     <w:rsid w:val="00650F08"/>
     <w:rsid w:val="00677E6A"/>
